--- a/lessons/7-5/downloads/reveal/teacher/7.5-homework-packet-level-1.docx
+++ b/lessons/7-5/downloads/reveal/teacher/7.5-homework-packet-level-1.docx
@@ -78,14 +78,15 @@
           <w:caps/>
           <w:color w:val="003A70"/>
           <w:spacing w:val="12"/>
-          <w:sz w:val="21"/>
+          <w:sz w:val="22"/>
           <w:szCs w:val="21"/>
         </w:rPr>
-        <w:t xml:space="preserve">Lesson 7-5  ·  Homework Packet  ·  Level 1  ·  Sheet 1 of 2</w:t>
+        <w:t xml:space="preserve">Lesson 7-5  ·  Homework Packet  ·  Supported  ·  Session 1 · pages 1–2</w:t>
       </w:r>
     </w:p>
     <w:p>
       <w:pPr>
+        <w:pStyle w:val="Heading1"/>
         <w:keepNext/>
         <w:spacing w:before="0" w:after="10" w:line="240" w:lineRule="auto"/>
       </w:pPr>
@@ -111,7 +112,7 @@
         <w:rPr>
           <w:rFonts w:ascii="Avenir Next" w:hAnsi="Avenir Next" w:cs="Avenir Next" w:eastAsia="Avenir Next"/>
           <w:color w:val="5A5F66"/>
-          <w:sz w:val="17"/>
+          <w:sz w:val="22"/>
           <w:szCs w:val="17"/>
         </w:rPr>
         <w:t xml:space="preserve">Maryland Standard 6.NS.C.6c   ·   Learning target — I can plot a point with rational coordinates and name the quadrant it lies in.</w:t>
@@ -158,6 +159,7 @@
           </w:tcPr>
           <w:p>
             <w:pPr>
+              <w:pStyle w:val="Heading2"/>
               <w:spacing w:before="0" w:after="40" w:line="264" w:lineRule="auto"/>
             </w:pPr>
             <w:r>
@@ -185,25 +187,25 @@
                 <w:rFonts w:ascii="Avenir Next" w:hAnsi="Avenir Next" w:cs="Avenir Next" w:eastAsia="Avenir Next"/>
                 <w:b/>
                 <w:color w:val="003A70"/>
+                <w:sz w:val="22"/>
+                <w:szCs w:val="18"/>
+              </w:rPr>
+              <w:t xml:space="preserve">•</w:t>
+            </w:r>
+            <w:r>
+              <w:rPr>
+                <w:rFonts w:ascii="Avenir Next" w:hAnsi="Avenir Next" w:cs="Avenir Next" w:eastAsia="Avenir Next"/>
+                <w:color w:val="1A1A1A"/>
                 <w:sz w:val="18"/>
                 <w:szCs w:val="18"/>
               </w:rPr>
-              <w:t xml:space="preserve">•</w:t>
-            </w:r>
-            <w:r>
-              <w:rPr>
-                <w:rFonts w:ascii="Avenir Next" w:hAnsi="Avenir Next" w:cs="Avenir Next" w:eastAsia="Avenir Next"/>
-                <w:color w:val="1A1A1A"/>
-                <w:sz w:val="18"/>
-                <w:szCs w:val="18"/>
-              </w:rPr>
               <w:tab/>
             </w:r>
             <w:r>
               <w:rPr>
                 <w:rFonts w:ascii="Avenir Next" w:hAnsi="Avenir Next" w:cs="Avenir Next" w:eastAsia="Avenir Next"/>
                 <w:color w:val="1A1A1A"/>
-                <w:sz w:val="18"/>
+                <w:sz w:val="22"/>
                 <w:szCs w:val="18"/>
               </w:rPr>
               <w:t xml:space="preserve">Start at the </w:t>
@@ -213,7 +215,7 @@
                 <w:rFonts w:ascii="Avenir Next" w:hAnsi="Avenir Next" w:cs="Avenir Next" w:eastAsia="Avenir Next"/>
                 <w:b/>
                 <w:color w:val="1A1A1A"/>
-                <w:sz w:val="18"/>
+                <w:sz w:val="22"/>
                 <w:szCs w:val="18"/>
               </w:rPr>
               <w:t xml:space="preserve">origin</w:t>
@@ -222,7 +224,7 @@
               <w:rPr>
                 <w:rFonts w:ascii="Avenir Next" w:hAnsi="Avenir Next" w:cs="Avenir Next" w:eastAsia="Avenir Next"/>
                 <w:color w:val="1A1A1A"/>
-                <w:sz w:val="18"/>
+                <w:sz w:val="22"/>
                 <w:szCs w:val="18"/>
               </w:rPr>
               <w:t xml:space="preserve"> (0, 0). Move </w:t>
@@ -232,7 +234,7 @@
                 <w:rFonts w:ascii="Avenir Next" w:hAnsi="Avenir Next" w:cs="Avenir Next" w:eastAsia="Avenir Next"/>
                 <w:i/>
                 <w:color w:val="1A1A1A"/>
-                <w:sz w:val="18"/>
+                <w:sz w:val="22"/>
                 <w:szCs w:val="18"/>
               </w:rPr>
               <w:t xml:space="preserve">x</w:t>
@@ -241,7 +243,7 @@
               <w:rPr>
                 <w:rFonts w:ascii="Avenir Next" w:hAnsi="Avenir Next" w:cs="Avenir Next" w:eastAsia="Avenir Next"/>
                 <w:color w:val="1A1A1A"/>
-                <w:sz w:val="18"/>
+                <w:sz w:val="22"/>
                 <w:szCs w:val="18"/>
               </w:rPr>
               <w:t xml:space="preserve"> units right or left, then </w:t>
@@ -251,7 +253,7 @@
                 <w:rFonts w:ascii="Avenir Next" w:hAnsi="Avenir Next" w:cs="Avenir Next" w:eastAsia="Avenir Next"/>
                 <w:i/>
                 <w:color w:val="1A1A1A"/>
-                <w:sz w:val="18"/>
+                <w:sz w:val="22"/>
                 <w:szCs w:val="18"/>
               </w:rPr>
               <w:t xml:space="preserve">y</w:t>
@@ -260,7 +262,7 @@
               <w:rPr>
                 <w:rFonts w:ascii="Avenir Next" w:hAnsi="Avenir Next" w:cs="Avenir Next" w:eastAsia="Avenir Next"/>
                 <w:color w:val="1A1A1A"/>
-                <w:sz w:val="18"/>
+                <w:sz w:val="22"/>
                 <w:szCs w:val="18"/>
               </w:rPr>
               <w:t xml:space="preserve"> units up or down.</w:t>
@@ -279,25 +281,25 @@
                 <w:rFonts w:ascii="Avenir Next" w:hAnsi="Avenir Next" w:cs="Avenir Next" w:eastAsia="Avenir Next"/>
                 <w:b/>
                 <w:color w:val="003A70"/>
+                <w:sz w:val="22"/>
+                <w:szCs w:val="18"/>
+              </w:rPr>
+              <w:t xml:space="preserve">•</w:t>
+            </w:r>
+            <w:r>
+              <w:rPr>
+                <w:rFonts w:ascii="Avenir Next" w:hAnsi="Avenir Next" w:cs="Avenir Next" w:eastAsia="Avenir Next"/>
+                <w:color w:val="1A1A1A"/>
                 <w:sz w:val="18"/>
                 <w:szCs w:val="18"/>
               </w:rPr>
-              <w:t xml:space="preserve">•</w:t>
-            </w:r>
-            <w:r>
-              <w:rPr>
-                <w:rFonts w:ascii="Avenir Next" w:hAnsi="Avenir Next" w:cs="Avenir Next" w:eastAsia="Avenir Next"/>
-                <w:color w:val="1A1A1A"/>
-                <w:sz w:val="18"/>
-                <w:szCs w:val="18"/>
-              </w:rPr>
               <w:tab/>
             </w:r>
             <w:r>
               <w:rPr>
                 <w:rFonts w:ascii="Avenir Next" w:hAnsi="Avenir Next" w:cs="Avenir Next" w:eastAsia="Avenir Next"/>
                 <w:color w:val="1A1A1A"/>
-                <w:sz w:val="18"/>
+                <w:sz w:val="22"/>
                 <w:szCs w:val="18"/>
               </w:rPr>
               <w:t xml:space="preserve">Quadrant signs: I (+, +), II (−, +), III (−, −), IV (+, −).</w:t>
@@ -316,25 +318,25 @@
                 <w:rFonts w:ascii="Avenir Next" w:hAnsi="Avenir Next" w:cs="Avenir Next" w:eastAsia="Avenir Next"/>
                 <w:b/>
                 <w:color w:val="003A70"/>
+                <w:sz w:val="22"/>
+                <w:szCs w:val="18"/>
+              </w:rPr>
+              <w:t xml:space="preserve">•</w:t>
+            </w:r>
+            <w:r>
+              <w:rPr>
+                <w:rFonts w:ascii="Avenir Next" w:hAnsi="Avenir Next" w:cs="Avenir Next" w:eastAsia="Avenir Next"/>
+                <w:color w:val="1A1A1A"/>
                 <w:sz w:val="18"/>
                 <w:szCs w:val="18"/>
               </w:rPr>
-              <w:t xml:space="preserve">•</w:t>
-            </w:r>
-            <w:r>
-              <w:rPr>
-                <w:rFonts w:ascii="Avenir Next" w:hAnsi="Avenir Next" w:cs="Avenir Next" w:eastAsia="Avenir Next"/>
-                <w:color w:val="1A1A1A"/>
-                <w:sz w:val="18"/>
-                <w:szCs w:val="18"/>
-              </w:rPr>
               <w:tab/>
             </w:r>
             <w:r>
               <w:rPr>
                 <w:rFonts w:ascii="Avenir Next" w:hAnsi="Avenir Next" w:cs="Avenir Next" w:eastAsia="Avenir Next"/>
                 <w:color w:val="1A1A1A"/>
-                <w:sz w:val="18"/>
+                <w:sz w:val="22"/>
                 <w:szCs w:val="18"/>
               </w:rPr>
               <w:t xml:space="preserve">A point with a 0 coordinate is </w:t>
@@ -344,7 +346,7 @@
                 <w:rFonts w:ascii="Avenir Next" w:hAnsi="Avenir Next" w:cs="Avenir Next" w:eastAsia="Avenir Next"/>
                 <w:b/>
                 <w:color w:val="1A1A1A"/>
-                <w:sz w:val="18"/>
+                <w:sz w:val="22"/>
                 <w:szCs w:val="18"/>
               </w:rPr>
               <w:t xml:space="preserve">on an axis</w:t>
@@ -353,7 +355,7 @@
               <w:rPr>
                 <w:rFonts w:ascii="Avenir Next" w:hAnsi="Avenir Next" w:cs="Avenir Next" w:eastAsia="Avenir Next"/>
                 <w:color w:val="1A1A1A"/>
-                <w:sz w:val="18"/>
+                <w:sz w:val="22"/>
                 <w:szCs w:val="18"/>
               </w:rPr>
               <w:t xml:space="preserve">, not in a quadrant.</w:t>
@@ -368,6 +370,7 @@
           </w:tcPr>
           <w:p>
             <w:pPr>
+              <w:pStyle w:val="Heading2"/>
               <w:spacing w:before="0" w:after="40" w:line="264" w:lineRule="auto"/>
             </w:pPr>
             <w:r>
@@ -390,7 +393,7 @@
               <w:rPr>
                 <w:rFonts w:ascii="Avenir Next" w:hAnsi="Avenir Next" w:cs="Avenir Next" w:eastAsia="Avenir Next"/>
                 <w:color w:val="1A1A1A"/>
-                <w:sz w:val="17"/>
+                <w:sz w:val="22"/>
                 <w:szCs w:val="17"/>
               </w:rPr>
               <w:t xml:space="preserve">Plot (−3.5, 2) and name its quadrant.</w:t>
@@ -409,25 +412,25 @@
                 <w:rFonts w:ascii="Avenir Next" w:hAnsi="Avenir Next" w:cs="Avenir Next" w:eastAsia="Avenir Next"/>
                 <w:b/>
                 <w:color w:val="003A70"/>
+                <w:sz w:val="22"/>
+                <w:szCs w:val="17"/>
+              </w:rPr>
+              <w:t xml:space="preserve">Step 1</w:t>
+            </w:r>
+            <w:r>
+              <w:rPr>
+                <w:rFonts w:ascii="Avenir Next" w:hAnsi="Avenir Next" w:cs="Avenir Next" w:eastAsia="Avenir Next"/>
+                <w:color w:val="1A1A1A"/>
                 <w:sz w:val="17"/>
                 <w:szCs w:val="17"/>
               </w:rPr>
-              <w:t xml:space="preserve">Step 1</w:t>
-            </w:r>
-            <w:r>
-              <w:rPr>
-                <w:rFonts w:ascii="Avenir Next" w:hAnsi="Avenir Next" w:cs="Avenir Next" w:eastAsia="Avenir Next"/>
-                <w:color w:val="1A1A1A"/>
-                <w:sz w:val="17"/>
-                <w:szCs w:val="17"/>
-              </w:rPr>
               <w:tab/>
             </w:r>
             <w:r>
               <w:rPr>
                 <w:rFonts w:ascii="Avenir Next" w:hAnsi="Avenir Next" w:cs="Avenir Next" w:eastAsia="Avenir Next"/>
                 <w:color w:val="1A1A1A"/>
-                <w:sz w:val="17"/>
+                <w:sz w:val="22"/>
                 <w:szCs w:val="17"/>
               </w:rPr>
               <w:t xml:space="preserve">Start at the origin. Move left 3.5 units.</w:t>
@@ -446,25 +449,25 @@
                 <w:rFonts w:ascii="Avenir Next" w:hAnsi="Avenir Next" w:cs="Avenir Next" w:eastAsia="Avenir Next"/>
                 <w:b/>
                 <w:color w:val="003A70"/>
+                <w:sz w:val="22"/>
+                <w:szCs w:val="17"/>
+              </w:rPr>
+              <w:t xml:space="preserve">Step 2</w:t>
+            </w:r>
+            <w:r>
+              <w:rPr>
+                <w:rFonts w:ascii="Avenir Next" w:hAnsi="Avenir Next" w:cs="Avenir Next" w:eastAsia="Avenir Next"/>
+                <w:color w:val="1A1A1A"/>
                 <w:sz w:val="17"/>
                 <w:szCs w:val="17"/>
               </w:rPr>
-              <w:t xml:space="preserve">Step 2</w:t>
-            </w:r>
-            <w:r>
-              <w:rPr>
-                <w:rFonts w:ascii="Avenir Next" w:hAnsi="Avenir Next" w:cs="Avenir Next" w:eastAsia="Avenir Next"/>
-                <w:color w:val="1A1A1A"/>
-                <w:sz w:val="17"/>
-                <w:szCs w:val="17"/>
-              </w:rPr>
               <w:tab/>
             </w:r>
             <w:r>
               <w:rPr>
                 <w:rFonts w:ascii="Avenir Next" w:hAnsi="Avenir Next" w:cs="Avenir Next" w:eastAsia="Avenir Next"/>
                 <w:color w:val="1A1A1A"/>
-                <w:sz w:val="17"/>
+                <w:sz w:val="22"/>
                 <w:szCs w:val="17"/>
               </w:rPr>
               <w:t xml:space="preserve">Move up 2 units. Left and up is Quadrant II.</w:t>
@@ -483,18 +486,18 @@
                 <w:rFonts w:ascii="Avenir Next" w:hAnsi="Avenir Next" w:cs="Avenir Next" w:eastAsia="Avenir Next"/>
                 <w:b/>
                 <w:color w:val="1A1A1A"/>
+                <w:sz w:val="22"/>
+                <w:szCs w:val="17"/>
+              </w:rPr>
+              <w:t xml:space="preserve">Answer</w:t>
+            </w:r>
+            <w:r>
+              <w:rPr>
+                <w:rFonts w:ascii="Avenir Next" w:hAnsi="Avenir Next" w:cs="Avenir Next" w:eastAsia="Avenir Next"/>
+                <w:color w:val="1A1A1A"/>
                 <w:sz w:val="17"/>
                 <w:szCs w:val="17"/>
               </w:rPr>
-              <w:t xml:space="preserve">Answer</w:t>
-            </w:r>
-            <w:r>
-              <w:rPr>
-                <w:rFonts w:ascii="Avenir Next" w:hAnsi="Avenir Next" w:cs="Avenir Next" w:eastAsia="Avenir Next"/>
-                <w:color w:val="1A1A1A"/>
-                <w:sz w:val="17"/>
-                <w:szCs w:val="17"/>
-              </w:rPr>
               <w:tab/>
             </w:r>
             <w:r>
@@ -502,7 +505,7 @@
                 <w:rFonts w:ascii="Avenir Next" w:hAnsi="Avenir Next" w:cs="Avenir Next" w:eastAsia="Avenir Next"/>
                 <w:b/>
                 <w:color w:val="1A1A1A"/>
-                <w:sz w:val="17"/>
+                <w:sz w:val="22"/>
                 <w:szCs w:val="17"/>
               </w:rPr>
               <w:t xml:space="preserve">Quadrant II</w:t>
@@ -552,6 +555,7 @@
           </w:tcPr>
           <w:p>
             <w:pPr>
+              <w:pStyle w:val="Heading2"/>
               <w:spacing w:before="0" w:after="40" w:line="264" w:lineRule="auto"/>
             </w:pPr>
             <w:r>
@@ -575,7 +579,7 @@
                 <w:rFonts w:ascii="Avenir Next" w:hAnsi="Avenir Next" w:cs="Avenir Next" w:eastAsia="Avenir Next"/>
                 <w:b/>
                 <w:color w:val="1A1A1A"/>
-                <w:sz w:val="21"/>
+                <w:sz w:val="22"/>
                 <w:szCs w:val="21"/>
               </w:rPr>
               <w:t xml:space="preserve">ordered pair</w:t>
@@ -584,7 +588,7 @@
               <w:rPr>
                 <w:rFonts w:ascii="Avenir Next" w:hAnsi="Avenir Next" w:cs="Avenir Next" w:eastAsia="Avenir Next"/>
                 <w:color w:val="5A5F66"/>
-                <w:sz w:val="21"/>
+                <w:sz w:val="22"/>
                 <w:szCs w:val="21"/>
               </w:rPr>
               <w:t xml:space="preserve"> — </w:t>
@@ -593,7 +597,7 @@
               <w:rPr>
                 <w:rFonts w:ascii="Avenir Next" w:hAnsi="Avenir Next" w:cs="Avenir Next" w:eastAsia="Avenir Next"/>
                 <w:color w:val="1A1A1A"/>
-                <w:sz w:val="21"/>
+                <w:sz w:val="22"/>
                 <w:szCs w:val="21"/>
               </w:rPr>
               <w:t xml:space="preserve">(x, y): first move right or left, then up or down</w:t>
@@ -608,7 +612,7 @@
                 <w:rFonts w:ascii="Avenir Next" w:hAnsi="Avenir Next" w:cs="Avenir Next" w:eastAsia="Avenir Next"/>
                 <w:b/>
                 <w:color w:val="1A1A1A"/>
-                <w:sz w:val="21"/>
+                <w:sz w:val="22"/>
                 <w:szCs w:val="21"/>
               </w:rPr>
               <w:t xml:space="preserve">origin</w:t>
@@ -617,7 +621,7 @@
               <w:rPr>
                 <w:rFonts w:ascii="Avenir Next" w:hAnsi="Avenir Next" w:cs="Avenir Next" w:eastAsia="Avenir Next"/>
                 <w:color w:val="5A5F66"/>
-                <w:sz w:val="21"/>
+                <w:sz w:val="22"/>
                 <w:szCs w:val="21"/>
               </w:rPr>
               <w:t xml:space="preserve"> — </w:t>
@@ -626,7 +630,7 @@
               <w:rPr>
                 <w:rFonts w:ascii="Avenir Next" w:hAnsi="Avenir Next" w:cs="Avenir Next" w:eastAsia="Avenir Next"/>
                 <w:color w:val="1A1A1A"/>
-                <w:sz w:val="21"/>
+                <w:sz w:val="22"/>
                 <w:szCs w:val="21"/>
               </w:rPr>
               <w:t xml:space="preserve">(0, 0), where the axes cross</w:t>
@@ -652,7 +656,7 @@
                 <w:rFonts w:ascii="Avenir Next" w:hAnsi="Avenir Next" w:cs="Avenir Next" w:eastAsia="Avenir Next"/>
                 <w:b/>
                 <w:color w:val="1A1A1A"/>
-                <w:sz w:val="21"/>
+                <w:sz w:val="22"/>
                 <w:szCs w:val="21"/>
               </w:rPr>
               <w:t xml:space="preserve">quadrant</w:t>
@@ -661,7 +665,7 @@
               <w:rPr>
                 <w:rFonts w:ascii="Avenir Next" w:hAnsi="Avenir Next" w:cs="Avenir Next" w:eastAsia="Avenir Next"/>
                 <w:color w:val="5A5F66"/>
-                <w:sz w:val="21"/>
+                <w:sz w:val="22"/>
                 <w:szCs w:val="21"/>
               </w:rPr>
               <w:t xml:space="preserve"> — </w:t>
@@ -670,7 +674,7 @@
               <w:rPr>
                 <w:rFonts w:ascii="Avenir Next" w:hAnsi="Avenir Next" w:cs="Avenir Next" w:eastAsia="Avenir Next"/>
                 <w:color w:val="1A1A1A"/>
-                <w:sz w:val="21"/>
+                <w:sz w:val="22"/>
                 <w:szCs w:val="21"/>
               </w:rPr>
               <w:t xml:space="preserve">one of the four parts of the grid</w:t>
@@ -685,7 +689,7 @@
                 <w:rFonts w:ascii="Avenir Next" w:hAnsi="Avenir Next" w:cs="Avenir Next" w:eastAsia="Avenir Next"/>
                 <w:b/>
                 <w:color w:val="1A1A1A"/>
-                <w:sz w:val="21"/>
+                <w:sz w:val="22"/>
                 <w:szCs w:val="21"/>
               </w:rPr>
               <w:t xml:space="preserve">on an axis</w:t>
@@ -694,7 +698,7 @@
               <w:rPr>
                 <w:rFonts w:ascii="Avenir Next" w:hAnsi="Avenir Next" w:cs="Avenir Next" w:eastAsia="Avenir Next"/>
                 <w:color w:val="5A5F66"/>
-                <w:sz w:val="21"/>
+                <w:sz w:val="22"/>
                 <w:szCs w:val="21"/>
               </w:rPr>
               <w:t xml:space="preserve"> — </w:t>
@@ -703,7 +707,7 @@
               <w:rPr>
                 <w:rFonts w:ascii="Avenir Next" w:hAnsi="Avenir Next" w:cs="Avenir Next" w:eastAsia="Avenir Next"/>
                 <w:color w:val="1A1A1A"/>
-                <w:sz w:val="21"/>
+                <w:sz w:val="22"/>
                 <w:szCs w:val="21"/>
               </w:rPr>
               <w:t xml:space="preserve">a point with a 0 in it</w:t>
@@ -714,6 +718,7 @@
     </w:tbl>
     <w:p>
       <w:pPr>
+        <w:pStyle w:val="Heading2"/>
         <w:keepNext/>
         <w:pBdr>
           <w:bottom w:val="single" w:sz="8" w:space="3" w:color="003A70"/>
@@ -729,7 +734,7 @@
           <w:b/>
           <w:color w:val="003A70"/>
           <w:spacing w:val="14"/>
-          <w:sz w:val="21"/>
+          <w:sz w:val="22"/>
           <w:szCs w:val="21"/>
         </w:rPr>
         <w:t xml:space="preserve">PRACTICE</w:t>
@@ -748,7 +753,7 @@
           <w:rFonts w:ascii="Avenir Next" w:hAnsi="Avenir Next" w:cs="Avenir Next" w:eastAsia="Avenir Next"/>
           <w:i/>
           <w:color w:val="5A5F66"/>
-          <w:sz w:val="17"/>
+          <w:sz w:val="22"/>
           <w:szCs w:val="17"/>
         </w:rPr>
         <w:t xml:space="preserve">show your work · label units</w:t>
@@ -878,25 +883,25 @@
                       <w:rFonts w:ascii="Avenir Next" w:hAnsi="Avenir Next" w:cs="Avenir Next" w:eastAsia="Avenir Next"/>
                       <w:b/>
                       <w:color w:val="003A70"/>
+                      <w:sz w:val="22"/>
+                      <w:szCs w:val="18"/>
+                    </w:rPr>
+                    <w:t xml:space="preserve">Step 1</w:t>
+                  </w:r>
+                  <w:r>
+                    <w:rPr>
+                      <w:rFonts w:ascii="Avenir Next" w:hAnsi="Avenir Next" w:cs="Avenir Next" w:eastAsia="Avenir Next"/>
+                      <w:color w:val="1A1A1A"/>
                       <w:sz w:val="18"/>
                       <w:szCs w:val="18"/>
                     </w:rPr>
-                    <w:t xml:space="preserve">Step 1</w:t>
-                  </w:r>
-                  <w:r>
-                    <w:rPr>
-                      <w:rFonts w:ascii="Avenir Next" w:hAnsi="Avenir Next" w:cs="Avenir Next" w:eastAsia="Avenir Next"/>
-                      <w:color w:val="1A1A1A"/>
-                      <w:sz w:val="18"/>
-                      <w:szCs w:val="18"/>
-                    </w:rPr>
                     <w:tab/>
                   </w:r>
                   <w:r>
                     <w:rPr>
                       <w:rFonts w:ascii="Avenir Next" w:hAnsi="Avenir Next" w:cs="Avenir Next" w:eastAsia="Avenir Next"/>
                       <w:color w:val="1A1A1A"/>
-                      <w:sz w:val="21"/>
+                      <w:sz w:val="22"/>
                       <w:szCs w:val="21"/>
                     </w:rPr>
                     <w:t xml:space="preserve">Start at the origin. Count left or right to the point: that is x.</w:t>
@@ -916,25 +921,25 @@
                       <w:rFonts w:ascii="Avenir Next" w:hAnsi="Avenir Next" w:cs="Avenir Next" w:eastAsia="Avenir Next"/>
                       <w:b/>
                       <w:color w:val="003A70"/>
+                      <w:sz w:val="22"/>
+                      <w:szCs w:val="18"/>
+                    </w:rPr>
+                    <w:t xml:space="preserve">Step 2</w:t>
+                  </w:r>
+                  <w:r>
+                    <w:rPr>
+                      <w:rFonts w:ascii="Avenir Next" w:hAnsi="Avenir Next" w:cs="Avenir Next" w:eastAsia="Avenir Next"/>
+                      <w:color w:val="1A1A1A"/>
                       <w:sz w:val="18"/>
                       <w:szCs w:val="18"/>
                     </w:rPr>
-                    <w:t xml:space="preserve">Step 2</w:t>
-                  </w:r>
-                  <w:r>
-                    <w:rPr>
-                      <w:rFonts w:ascii="Avenir Next" w:hAnsi="Avenir Next" w:cs="Avenir Next" w:eastAsia="Avenir Next"/>
-                      <w:color w:val="1A1A1A"/>
-                      <w:sz w:val="18"/>
-                      <w:szCs w:val="18"/>
-                    </w:rPr>
                     <w:tab/>
                   </w:r>
                   <w:r>
                     <w:rPr>
                       <w:rFonts w:ascii="Avenir Next" w:hAnsi="Avenir Next" w:cs="Avenir Next" w:eastAsia="Avenir Next"/>
                       <w:color w:val="1A1A1A"/>
-                      <w:sz w:val="21"/>
+                      <w:sz w:val="22"/>
                       <w:szCs w:val="21"/>
                     </w:rPr>
                     <w:t xml:space="preserve">Count up or down: that is y.</w:t>
@@ -954,25 +959,25 @@
                       <w:rFonts w:ascii="Avenir Next" w:hAnsi="Avenir Next" w:cs="Avenir Next" w:eastAsia="Avenir Next"/>
                       <w:b/>
                       <w:color w:val="003A70"/>
+                      <w:sz w:val="22"/>
+                      <w:szCs w:val="18"/>
+                    </w:rPr>
+                    <w:t xml:space="preserve">Step 3</w:t>
+                  </w:r>
+                  <w:r>
+                    <w:rPr>
+                      <w:rFonts w:ascii="Avenir Next" w:hAnsi="Avenir Next" w:cs="Avenir Next" w:eastAsia="Avenir Next"/>
+                      <w:color w:val="1A1A1A"/>
                       <w:sz w:val="18"/>
                       <w:szCs w:val="18"/>
                     </w:rPr>
-                    <w:t xml:space="preserve">Step 3</w:t>
-                  </w:r>
-                  <w:r>
-                    <w:rPr>
-                      <w:rFonts w:ascii="Avenir Next" w:hAnsi="Avenir Next" w:cs="Avenir Next" w:eastAsia="Avenir Next"/>
-                      <w:color w:val="1A1A1A"/>
-                      <w:sz w:val="18"/>
-                      <w:szCs w:val="18"/>
-                    </w:rPr>
                     <w:tab/>
                   </w:r>
                   <w:r>
                     <w:rPr>
                       <w:rFonts w:ascii="Avenir Next" w:hAnsi="Avenir Next" w:cs="Avenir Next" w:eastAsia="Avenir Next"/>
                       <w:color w:val="1A1A1A"/>
-                      <w:sz w:val="21"/>
+                      <w:sz w:val="22"/>
                       <w:szCs w:val="21"/>
                     </w:rPr>
                     <w:t xml:space="preserve">Use the signs to name the quadrant.</w:t>
@@ -1026,7 +1031,7 @@
                             <w:rFonts w:ascii="Avenir Next" w:hAnsi="Avenir Next" w:cs="Avenir Next" w:eastAsia="Avenir Next"/>
                             <w:b/>
                             <w:color w:val="1A1A1A"/>
-                            <w:sz w:val="21"/>
+                            <w:sz w:val="22"/>
                             <w:szCs w:val="21"/>
                           </w:rPr>
                           <w:t xml:space="preserve">Point</w:t>
@@ -1049,7 +1054,7 @@
                             <w:rFonts w:ascii="Avenir Next" w:hAnsi="Avenir Next" w:cs="Avenir Next" w:eastAsia="Avenir Next"/>
                             <w:b/>
                             <w:color w:val="1A1A1A"/>
-                            <w:sz w:val="21"/>
+                            <w:sz w:val="22"/>
                             <w:szCs w:val="21"/>
                           </w:rPr>
                           <w:t xml:space="preserve">Ordered pair</w:t>
@@ -1072,7 +1077,7 @@
                             <w:rFonts w:ascii="Avenir Next" w:hAnsi="Avenir Next" w:cs="Avenir Next" w:eastAsia="Avenir Next"/>
                             <w:b/>
                             <w:color w:val="1A1A1A"/>
-                            <w:sz w:val="21"/>
+                            <w:sz w:val="22"/>
                             <w:szCs w:val="21"/>
                           </w:rPr>
                           <w:t xml:space="preserve">Quadrant</w:t>
@@ -1101,7 +1106,7 @@
                             <w:rFonts w:ascii="Avenir Next" w:hAnsi="Avenir Next" w:cs="Avenir Next" w:eastAsia="Avenir Next"/>
                             <w:b/>
                             <w:color w:val="1A1A1A"/>
-                            <w:sz w:val="21"/>
+                            <w:sz w:val="22"/>
                             <w:szCs w:val="21"/>
                           </w:rPr>
                           <w:t xml:space="preserve">A</w:t>
@@ -1152,7 +1157,7 @@
                             <w:rFonts w:ascii="Avenir Next" w:hAnsi="Avenir Next" w:cs="Avenir Next" w:eastAsia="Avenir Next"/>
                             <w:b/>
                             <w:color w:val="1A1A1A"/>
-                            <w:sz w:val="21"/>
+                            <w:sz w:val="22"/>
                             <w:szCs w:val="21"/>
                           </w:rPr>
                           <w:t xml:space="preserve">B</w:t>
@@ -1203,7 +1208,7 @@
                             <w:rFonts w:ascii="Avenir Next" w:hAnsi="Avenir Next" w:cs="Avenir Next" w:eastAsia="Avenir Next"/>
                             <w:b/>
                             <w:color w:val="1A1A1A"/>
-                            <w:sz w:val="21"/>
+                            <w:sz w:val="22"/>
                             <w:szCs w:val="21"/>
                           </w:rPr>
                           <w:t xml:space="preserve">C</w:t>
@@ -1254,7 +1259,7 @@
                             <w:rFonts w:ascii="Avenir Next" w:hAnsi="Avenir Next" w:cs="Avenir Next" w:eastAsia="Avenir Next"/>
                             <w:b/>
                             <w:color w:val="1A1A1A"/>
-                            <w:sz w:val="21"/>
+                            <w:sz w:val="22"/>
                             <w:szCs w:val="21"/>
                           </w:rPr>
                           <w:t xml:space="preserve">D</w:t>
@@ -1305,7 +1310,7 @@
                     <w:drawing>
                       <wp:inline distT="0" distB="0" distL="0" distR="0">
                         <wp:extent cx="1828800" cy="1845128"/>
-                        <wp:docPr id="1" name="Figure 1"/>
+                        <wp:docPr id="1" name="Figure 1" descr="Coordinate grid. Horizontal axis x: -5 to 5, ticks every 1. Vertical axis y: -5 to 5, ticks every 1. Points: x: 4; y: 3; label: A, x: -4; y: 2; label: B, x: -2; y: -4; label: C, x: 3; y: -4; label: D."/>
                         <a:graphic xmlns:a="http://schemas.openxmlformats.org/drawingml/2006/main">
                           <a:graphicData uri="http://schemas.openxmlformats.org/drawingml/2006/picture">
                             <pic:pic xmlns:pic="http://schemas.openxmlformats.org/drawingml/2006/picture">
@@ -1485,25 +1490,25 @@
                       <w:rFonts w:ascii="Avenir Next" w:hAnsi="Avenir Next" w:cs="Avenir Next" w:eastAsia="Avenir Next"/>
                       <w:b/>
                       <w:color w:val="003A70"/>
+                      <w:sz w:val="22"/>
+                      <w:szCs w:val="18"/>
+                    </w:rPr>
+                    <w:t xml:space="preserve">Step 1</w:t>
+                  </w:r>
+                  <w:r>
+                    <w:rPr>
+                      <w:rFonts w:ascii="Avenir Next" w:hAnsi="Avenir Next" w:cs="Avenir Next" w:eastAsia="Avenir Next"/>
+                      <w:color w:val="1A1A1A"/>
                       <w:sz w:val="18"/>
                       <w:szCs w:val="18"/>
                     </w:rPr>
-                    <w:t xml:space="preserve">Step 1</w:t>
-                  </w:r>
-                  <w:r>
-                    <w:rPr>
-                      <w:rFonts w:ascii="Avenir Next" w:hAnsi="Avenir Next" w:cs="Avenir Next" w:eastAsia="Avenir Next"/>
-                      <w:color w:val="1A1A1A"/>
-                      <w:sz w:val="18"/>
-                      <w:szCs w:val="18"/>
-                    </w:rPr>
                     <w:tab/>
                   </w:r>
                   <w:r>
                     <w:rPr>
                       <w:rFonts w:ascii="Avenir Next" w:hAnsi="Avenir Next" w:cs="Avenir Next" w:eastAsia="Avenir Next"/>
                       <w:color w:val="1A1A1A"/>
-                      <w:sz w:val="21"/>
+                      <w:sz w:val="22"/>
                       <w:szCs w:val="21"/>
                     </w:rPr>
                     <w:t xml:space="preserve">Move right or left first (the first number).</w:t>
@@ -1523,25 +1528,25 @@
                       <w:rFonts w:ascii="Avenir Next" w:hAnsi="Avenir Next" w:cs="Avenir Next" w:eastAsia="Avenir Next"/>
                       <w:b/>
                       <w:color w:val="003A70"/>
+                      <w:sz w:val="22"/>
+                      <w:szCs w:val="18"/>
+                    </w:rPr>
+                    <w:t xml:space="preserve">Step 2</w:t>
+                  </w:r>
+                  <w:r>
+                    <w:rPr>
+                      <w:rFonts w:ascii="Avenir Next" w:hAnsi="Avenir Next" w:cs="Avenir Next" w:eastAsia="Avenir Next"/>
+                      <w:color w:val="1A1A1A"/>
                       <w:sz w:val="18"/>
                       <w:szCs w:val="18"/>
                     </w:rPr>
-                    <w:t xml:space="preserve">Step 2</w:t>
-                  </w:r>
-                  <w:r>
-                    <w:rPr>
-                      <w:rFonts w:ascii="Avenir Next" w:hAnsi="Avenir Next" w:cs="Avenir Next" w:eastAsia="Avenir Next"/>
-                      <w:color w:val="1A1A1A"/>
-                      <w:sz w:val="18"/>
-                      <w:szCs w:val="18"/>
-                    </w:rPr>
                     <w:tab/>
                   </w:r>
                   <w:r>
                     <w:rPr>
                       <w:rFonts w:ascii="Avenir Next" w:hAnsi="Avenir Next" w:cs="Avenir Next" w:eastAsia="Avenir Next"/>
                       <w:color w:val="1A1A1A"/>
-                      <w:sz w:val="21"/>
+                      <w:sz w:val="22"/>
                       <w:szCs w:val="21"/>
                     </w:rPr>
                     <w:t xml:space="preserve">Then move up or down (the second number).</w:t>
@@ -1610,7 +1615,7 @@
                     <w:drawing>
                       <wp:inline distT="0" distB="0" distL="0" distR="0">
                         <wp:extent cx="1828800" cy="1845128"/>
-                        <wp:docPr id="2" name="Figure 2"/>
+                        <wp:docPr id="2" name="Figure 2" descr="Coordinate grid. Horizontal axis x: -5 to 5, ticks every 1. Vertical axis y: -5 to 5, ticks every 1. Blank grid for the student to plot."/>
                         <a:graphic xmlns:a="http://schemas.openxmlformats.org/drawingml/2006/main">
                           <a:graphicData uri="http://schemas.openxmlformats.org/drawingml/2006/picture">
                             <pic:pic xmlns:pic="http://schemas.openxmlformats.org/drawingml/2006/picture">
@@ -1746,25 +1751,25 @@
                 <w:rFonts w:ascii="Avenir Next" w:hAnsi="Avenir Next" w:cs="Avenir Next" w:eastAsia="Avenir Next"/>
                 <w:b/>
                 <w:color w:val="003A70"/>
+                <w:sz w:val="22"/>
+                <w:szCs w:val="18"/>
+              </w:rPr>
+              <w:t xml:space="preserve">Step 1</w:t>
+            </w:r>
+            <w:r>
+              <w:rPr>
+                <w:rFonts w:ascii="Avenir Next" w:hAnsi="Avenir Next" w:cs="Avenir Next" w:eastAsia="Avenir Next"/>
+                <w:color w:val="1A1A1A"/>
                 <w:sz w:val="18"/>
                 <w:szCs w:val="18"/>
               </w:rPr>
-              <w:t xml:space="preserve">Step 1</w:t>
-            </w:r>
-            <w:r>
-              <w:rPr>
-                <w:rFonts w:ascii="Avenir Next" w:hAnsi="Avenir Next" w:cs="Avenir Next" w:eastAsia="Avenir Next"/>
-                <w:color w:val="1A1A1A"/>
-                <w:sz w:val="18"/>
-                <w:szCs w:val="18"/>
-              </w:rPr>
               <w:tab/>
             </w:r>
             <w:r>
               <w:rPr>
                 <w:rFonts w:ascii="Avenir Next" w:hAnsi="Avenir Next" w:cs="Avenir Next" w:eastAsia="Avenir Next"/>
                 <w:color w:val="1A1A1A"/>
-                <w:sz w:val="21"/>
+                <w:sz w:val="22"/>
                 <w:szCs w:val="21"/>
               </w:rPr>
               <w:t xml:space="preserve">Look at the sign of each number.</w:t>
@@ -1784,25 +1789,25 @@
                 <w:rFonts w:ascii="Avenir Next" w:hAnsi="Avenir Next" w:cs="Avenir Next" w:eastAsia="Avenir Next"/>
                 <w:b/>
                 <w:color w:val="003A70"/>
+                <w:sz w:val="22"/>
+                <w:szCs w:val="18"/>
+              </w:rPr>
+              <w:t xml:space="preserve">Step 2</w:t>
+            </w:r>
+            <w:r>
+              <w:rPr>
+                <w:rFonts w:ascii="Avenir Next" w:hAnsi="Avenir Next" w:cs="Avenir Next" w:eastAsia="Avenir Next"/>
+                <w:color w:val="1A1A1A"/>
                 <w:sz w:val="18"/>
                 <w:szCs w:val="18"/>
               </w:rPr>
-              <w:t xml:space="preserve">Step 2</w:t>
-            </w:r>
-            <w:r>
-              <w:rPr>
-                <w:rFonts w:ascii="Avenir Next" w:hAnsi="Avenir Next" w:cs="Avenir Next" w:eastAsia="Avenir Next"/>
-                <w:color w:val="1A1A1A"/>
-                <w:sz w:val="18"/>
-                <w:szCs w:val="18"/>
-              </w:rPr>
               <w:tab/>
             </w:r>
             <w:r>
               <w:rPr>
                 <w:rFonts w:ascii="Avenir Next" w:hAnsi="Avenir Next" w:cs="Avenir Next" w:eastAsia="Avenir Next"/>
                 <w:color w:val="1A1A1A"/>
-                <w:sz w:val="21"/>
+                <w:sz w:val="22"/>
                 <w:szCs w:val="21"/>
               </w:rPr>
               <w:t xml:space="preserve">If a number is 0, the point is on an axis.</w:t>
@@ -2330,7 +2335,7 @@
                 <w:rFonts w:ascii="Avenir Next" w:hAnsi="Avenir Next" w:cs="Avenir Next" w:eastAsia="Avenir Next"/>
                 <w:b/>
                 <w:color w:val="003A70"/>
-                <w:sz w:val="17"/>
+                <w:sz w:val="22"/>
                 <w:szCs w:val="17"/>
               </w:rPr>
               <w:t xml:space="preserve">Frame  </w:t>
@@ -2340,10 +2345,30 @@
                 <w:rFonts w:ascii="Avenir Next" w:hAnsi="Avenir Next" w:cs="Avenir Next" w:eastAsia="Avenir Next"/>
                 <w:i/>
                 <w:color w:val="1A1A1A"/>
+                <w:sz w:val="22"/>
+                <w:szCs w:val="18"/>
+              </w:rPr>
+              <w:t xml:space="preserve">Malia is </w:t>
+            </w:r>
+            <w:r>
+              <w:rPr>
+                <w:rFonts w:ascii="Avenir Next" w:hAnsi="Avenir Next" w:cs="Avenir Next" w:eastAsia="Avenir Next"/>
+                <w:color w:val="1A1A1A"/>
                 <w:sz w:val="18"/>
                 <w:szCs w:val="18"/>
-              </w:rPr>
-              <w:t xml:space="preserve">Malia is </w:t>
+                <w:u w:val="single"/>
+              </w:rPr>
+              <w:t xml:space="preserve">      </w:t>
+            </w:r>
+            <w:r>
+              <w:rPr>
+                <w:rFonts w:ascii="Avenir Next" w:hAnsi="Avenir Next" w:cs="Avenir Next" w:eastAsia="Avenir Next"/>
+                <w:i/>
+                <w:color w:val="1A1A1A"/>
+                <w:sz w:val="22"/>
+                <w:szCs w:val="18"/>
+              </w:rPr>
+              <w:t xml:space="preserve"> because </w:t>
             </w:r>
             <w:r>
               <w:rPr>
@@ -2360,10 +2385,30 @@
                 <w:rFonts w:ascii="Avenir Next" w:hAnsi="Avenir Next" w:cs="Avenir Next" w:eastAsia="Avenir Next"/>
                 <w:i/>
                 <w:color w:val="1A1A1A"/>
+                <w:sz w:val="22"/>
+                <w:szCs w:val="18"/>
+              </w:rPr>
+              <w:t xml:space="preserve">. (−3, 5) is in Quadrant </w:t>
+            </w:r>
+            <w:r>
+              <w:rPr>
+                <w:rFonts w:ascii="Avenir Next" w:hAnsi="Avenir Next" w:cs="Avenir Next" w:eastAsia="Avenir Next"/>
+                <w:color w:val="1A1A1A"/>
                 <w:sz w:val="18"/>
                 <w:szCs w:val="18"/>
-              </w:rPr>
-              <w:t xml:space="preserve"> because </w:t>
+                <w:u w:val="single"/>
+              </w:rPr>
+              <w:t xml:space="preserve">      </w:t>
+            </w:r>
+            <w:r>
+              <w:rPr>
+                <w:rFonts w:ascii="Avenir Next" w:hAnsi="Avenir Next" w:cs="Avenir Next" w:eastAsia="Avenir Next"/>
+                <w:i/>
+                <w:color w:val="1A1A1A"/>
+                <w:sz w:val="22"/>
+                <w:szCs w:val="18"/>
+              </w:rPr>
+              <w:t xml:space="preserve"> and (5, −3) is in Quadrant </w:t>
             </w:r>
             <w:r>
               <w:rPr>
@@ -2380,47 +2425,7 @@
                 <w:rFonts w:ascii="Avenir Next" w:hAnsi="Avenir Next" w:cs="Avenir Next" w:eastAsia="Avenir Next"/>
                 <w:i/>
                 <w:color w:val="1A1A1A"/>
-                <w:sz w:val="18"/>
-                <w:szCs w:val="18"/>
-              </w:rPr>
-              <w:t xml:space="preserve">. (−3, 5) is in Quadrant </w:t>
-            </w:r>
-            <w:r>
-              <w:rPr>
-                <w:rFonts w:ascii="Avenir Next" w:hAnsi="Avenir Next" w:cs="Avenir Next" w:eastAsia="Avenir Next"/>
-                <w:color w:val="1A1A1A"/>
-                <w:sz w:val="18"/>
-                <w:szCs w:val="18"/>
-                <w:u w:val="single"/>
-              </w:rPr>
-              <w:t xml:space="preserve">      </w:t>
-            </w:r>
-            <w:r>
-              <w:rPr>
-                <w:rFonts w:ascii="Avenir Next" w:hAnsi="Avenir Next" w:cs="Avenir Next" w:eastAsia="Avenir Next"/>
-                <w:i/>
-                <w:color w:val="1A1A1A"/>
-                <w:sz w:val="18"/>
-                <w:szCs w:val="18"/>
-              </w:rPr>
-              <w:t xml:space="preserve"> and (5, −3) is in Quadrant </w:t>
-            </w:r>
-            <w:r>
-              <w:rPr>
-                <w:rFonts w:ascii="Avenir Next" w:hAnsi="Avenir Next" w:cs="Avenir Next" w:eastAsia="Avenir Next"/>
-                <w:color w:val="1A1A1A"/>
-                <w:sz w:val="18"/>
-                <w:szCs w:val="18"/>
-                <w:u w:val="single"/>
-              </w:rPr>
-              <w:t xml:space="preserve">      </w:t>
-            </w:r>
-            <w:r>
-              <w:rPr>
-                <w:rFonts w:ascii="Avenir Next" w:hAnsi="Avenir Next" w:cs="Avenir Next" w:eastAsia="Avenir Next"/>
-                <w:i/>
-                <w:color w:val="1A1A1A"/>
-                <w:sz w:val="18"/>
+                <w:sz w:val="22"/>
                 <w:szCs w:val="18"/>
               </w:rPr>
               <w:t xml:space="preserve">.</w:t>
@@ -2549,6 +2554,7 @@
           </w:tcPr>
           <w:p>
             <w:pPr>
+              <w:pStyle w:val="Heading2"/>
               <w:spacing w:before="0" w:after="0" w:line="240" w:lineRule="auto"/>
             </w:pPr>
             <w:r>
@@ -2586,7 +2592,7 @@
               <w:rPr>
                 <w:rFonts w:ascii="Avenir Next" w:hAnsi="Avenir Next" w:cs="Avenir Next" w:eastAsia="Avenir Next"/>
                 <w:color w:val="1A1A1A"/>
-                <w:sz w:val="17"/>
+                <w:sz w:val="22"/>
                 <w:szCs w:val="17"/>
               </w:rPr>
               <w:t xml:space="preserve">  I can do this on my own</w:t>
@@ -2615,7 +2621,7 @@
               <w:rPr>
                 <w:rFonts w:ascii="Avenir Next" w:hAnsi="Avenir Next" w:cs="Avenir Next" w:eastAsia="Avenir Next"/>
                 <w:color w:val="1A1A1A"/>
-                <w:sz w:val="17"/>
+                <w:sz w:val="22"/>
                 <w:szCs w:val="17"/>
               </w:rPr>
               <w:t xml:space="preserve">  I need a little help</w:t>
@@ -2644,7 +2650,7 @@
               <w:rPr>
                 <w:rFonts w:ascii="Avenir Next" w:hAnsi="Avenir Next" w:cs="Avenir Next" w:eastAsia="Avenir Next"/>
                 <w:color w:val="1A1A1A"/>
-                <w:sz w:val="17"/>
+                <w:sz w:val="22"/>
                 <w:szCs w:val="17"/>
               </w:rPr>
               <w:t xml:space="preserve">  I have a question about #</w:t>
@@ -2682,7 +2688,7 @@
         <w:rPr>
           <w:rFonts w:ascii="Avenir Next" w:hAnsi="Avenir Next" w:cs="Avenir Next" w:eastAsia="Avenir Next"/>
           <w:color w:val="5A5F66"/>
-          <w:sz w:val="17"/>
+          <w:sz w:val="22"/>
           <w:szCs w:val="17"/>
         </w:rPr>
         <w:t xml:space="preserve">With someone at home, name a quadrant. Take turns saying an ordered pair that lands in it.</w:t>
@@ -2765,14 +2771,15 @@
           <w:caps/>
           <w:color w:val="003A70"/>
           <w:spacing w:val="12"/>
-          <w:sz w:val="21"/>
+          <w:sz w:val="22"/>
           <w:szCs w:val="21"/>
         </w:rPr>
-        <w:t xml:space="preserve">Lesson 7-5  ·  Homework Packet  ·  Level 1  ·  Sheet 2 of 2</w:t>
+        <w:t xml:space="preserve">Lesson 7-5  ·  Homework Packet  ·  Supported  ·  Session 2 · pages 3–4</w:t>
       </w:r>
     </w:p>
     <w:p>
       <w:pPr>
+        <w:pStyle w:val="Heading1"/>
         <w:keepNext/>
         <w:spacing w:before="0" w:after="10" w:line="240" w:lineRule="auto"/>
       </w:pPr>
@@ -2798,7 +2805,7 @@
         <w:rPr>
           <w:rFonts w:ascii="Avenir Next" w:hAnsi="Avenir Next" w:cs="Avenir Next" w:eastAsia="Avenir Next"/>
           <w:color w:val="5A5F66"/>
-          <w:sz w:val="17"/>
+          <w:sz w:val="22"/>
           <w:szCs w:val="17"/>
         </w:rPr>
         <w:t xml:space="preserve">Maryland Standard 6.NS.C.6b   ·   Learning target — I can reflect a point across the x-axis or the y-axis and name the new coordinates.</w:t>
@@ -2845,6 +2852,7 @@
           </w:tcPr>
           <w:p>
             <w:pPr>
+              <w:pStyle w:val="Heading2"/>
               <w:spacing w:before="0" w:after="40" w:line="264" w:lineRule="auto"/>
             </w:pPr>
             <w:r>
@@ -2872,18 +2880,18 @@
                 <w:rFonts w:ascii="Avenir Next" w:hAnsi="Avenir Next" w:cs="Avenir Next" w:eastAsia="Avenir Next"/>
                 <w:b/>
                 <w:color w:val="003A70"/>
+                <w:sz w:val="22"/>
+                <w:szCs w:val="18"/>
+              </w:rPr>
+              <w:t xml:space="preserve">•</w:t>
+            </w:r>
+            <w:r>
+              <w:rPr>
+                <w:rFonts w:ascii="Avenir Next" w:hAnsi="Avenir Next" w:cs="Avenir Next" w:eastAsia="Avenir Next"/>
+                <w:color w:val="1A1A1A"/>
                 <w:sz w:val="18"/>
                 <w:szCs w:val="18"/>
               </w:rPr>
-              <w:t xml:space="preserve">•</w:t>
-            </w:r>
-            <w:r>
-              <w:rPr>
-                <w:rFonts w:ascii="Avenir Next" w:hAnsi="Avenir Next" w:cs="Avenir Next" w:eastAsia="Avenir Next"/>
-                <w:color w:val="1A1A1A"/>
-                <w:sz w:val="18"/>
-                <w:szCs w:val="18"/>
-              </w:rPr>
               <w:tab/>
             </w:r>
             <w:r>
@@ -2891,7 +2899,7 @@
                 <w:rFonts w:ascii="Avenir Next" w:hAnsi="Avenir Next" w:cs="Avenir Next" w:eastAsia="Avenir Next"/>
                 <w:b/>
                 <w:color w:val="1A1A1A"/>
-                <w:sz w:val="18"/>
+                <w:sz w:val="22"/>
                 <w:szCs w:val="18"/>
               </w:rPr>
               <w:t xml:space="preserve">x-axis</w:t>
@@ -2900,7 +2908,7 @@
               <w:rPr>
                 <w:rFonts w:ascii="Avenir Next" w:hAnsi="Avenir Next" w:cs="Avenir Next" w:eastAsia="Avenir Next"/>
                 <w:color w:val="1A1A1A"/>
-                <w:sz w:val="18"/>
+                <w:sz w:val="22"/>
                 <w:szCs w:val="18"/>
               </w:rPr>
               <w:t xml:space="preserve"> reflection: flip the sign of </w:t>
@@ -2910,7 +2918,7 @@
                 <w:rFonts w:ascii="Avenir Next" w:hAnsi="Avenir Next" w:cs="Avenir Next" w:eastAsia="Avenir Next"/>
                 <w:i/>
                 <w:color w:val="1A1A1A"/>
-                <w:sz w:val="18"/>
+                <w:sz w:val="22"/>
                 <w:szCs w:val="18"/>
               </w:rPr>
               <w:t xml:space="preserve">y</w:t>
@@ -2919,7 +2927,7 @@
               <w:rPr>
                 <w:rFonts w:ascii="Avenir Next" w:hAnsi="Avenir Next" w:cs="Avenir Next" w:eastAsia="Avenir Next"/>
                 <w:color w:val="1A1A1A"/>
-                <w:sz w:val="18"/>
+                <w:sz w:val="22"/>
                 <w:szCs w:val="18"/>
               </w:rPr>
               <w:t xml:space="preserve">. (3, 4) becomes (3, −4).</w:t>
@@ -2938,18 +2946,18 @@
                 <w:rFonts w:ascii="Avenir Next" w:hAnsi="Avenir Next" w:cs="Avenir Next" w:eastAsia="Avenir Next"/>
                 <w:b/>
                 <w:color w:val="003A70"/>
+                <w:sz w:val="22"/>
+                <w:szCs w:val="18"/>
+              </w:rPr>
+              <w:t xml:space="preserve">•</w:t>
+            </w:r>
+            <w:r>
+              <w:rPr>
+                <w:rFonts w:ascii="Avenir Next" w:hAnsi="Avenir Next" w:cs="Avenir Next" w:eastAsia="Avenir Next"/>
+                <w:color w:val="1A1A1A"/>
                 <w:sz w:val="18"/>
                 <w:szCs w:val="18"/>
               </w:rPr>
-              <w:t xml:space="preserve">•</w:t>
-            </w:r>
-            <w:r>
-              <w:rPr>
-                <w:rFonts w:ascii="Avenir Next" w:hAnsi="Avenir Next" w:cs="Avenir Next" w:eastAsia="Avenir Next"/>
-                <w:color w:val="1A1A1A"/>
-                <w:sz w:val="18"/>
-                <w:szCs w:val="18"/>
-              </w:rPr>
               <w:tab/>
             </w:r>
             <w:r>
@@ -2957,7 +2965,7 @@
                 <w:rFonts w:ascii="Avenir Next" w:hAnsi="Avenir Next" w:cs="Avenir Next" w:eastAsia="Avenir Next"/>
                 <w:b/>
                 <w:color w:val="1A1A1A"/>
-                <w:sz w:val="18"/>
+                <w:sz w:val="22"/>
                 <w:szCs w:val="18"/>
               </w:rPr>
               <w:t xml:space="preserve">y-axis</w:t>
@@ -2966,7 +2974,7 @@
               <w:rPr>
                 <w:rFonts w:ascii="Avenir Next" w:hAnsi="Avenir Next" w:cs="Avenir Next" w:eastAsia="Avenir Next"/>
                 <w:color w:val="1A1A1A"/>
-                <w:sz w:val="18"/>
+                <w:sz w:val="22"/>
                 <w:szCs w:val="18"/>
               </w:rPr>
               <w:t xml:space="preserve"> reflection: flip the sign of </w:t>
@@ -2976,7 +2984,7 @@
                 <w:rFonts w:ascii="Avenir Next" w:hAnsi="Avenir Next" w:cs="Avenir Next" w:eastAsia="Avenir Next"/>
                 <w:i/>
                 <w:color w:val="1A1A1A"/>
-                <w:sz w:val="18"/>
+                <w:sz w:val="22"/>
                 <w:szCs w:val="18"/>
               </w:rPr>
               <w:t xml:space="preserve">x</w:t>
@@ -2985,7 +2993,7 @@
               <w:rPr>
                 <w:rFonts w:ascii="Avenir Next" w:hAnsi="Avenir Next" w:cs="Avenir Next" w:eastAsia="Avenir Next"/>
                 <w:color w:val="1A1A1A"/>
-                <w:sz w:val="18"/>
+                <w:sz w:val="22"/>
                 <w:szCs w:val="18"/>
               </w:rPr>
               <w:t xml:space="preserve">. (3, 4) becomes (−3, 4).</w:t>
@@ -3004,25 +3012,25 @@
                 <w:rFonts w:ascii="Avenir Next" w:hAnsi="Avenir Next" w:cs="Avenir Next" w:eastAsia="Avenir Next"/>
                 <w:b/>
                 <w:color w:val="003A70"/>
+                <w:sz w:val="22"/>
+                <w:szCs w:val="18"/>
+              </w:rPr>
+              <w:t xml:space="preserve">•</w:t>
+            </w:r>
+            <w:r>
+              <w:rPr>
+                <w:rFonts w:ascii="Avenir Next" w:hAnsi="Avenir Next" w:cs="Avenir Next" w:eastAsia="Avenir Next"/>
+                <w:color w:val="1A1A1A"/>
                 <w:sz w:val="18"/>
                 <w:szCs w:val="18"/>
               </w:rPr>
-              <w:t xml:space="preserve">•</w:t>
-            </w:r>
-            <w:r>
-              <w:rPr>
-                <w:rFonts w:ascii="Avenir Next" w:hAnsi="Avenir Next" w:cs="Avenir Next" w:eastAsia="Avenir Next"/>
-                <w:color w:val="1A1A1A"/>
-                <w:sz w:val="18"/>
-                <w:szCs w:val="18"/>
-              </w:rPr>
               <w:tab/>
             </w:r>
             <w:r>
               <w:rPr>
                 <w:rFonts w:ascii="Avenir Next" w:hAnsi="Avenir Next" w:cs="Avenir Next" w:eastAsia="Avenir Next"/>
                 <w:color w:val="1A1A1A"/>
-                <w:sz w:val="18"/>
+                <w:sz w:val="22"/>
                 <w:szCs w:val="18"/>
               </w:rPr>
               <w:t xml:space="preserve">Across </w:t>
@@ -3032,7 +3040,7 @@
                 <w:rFonts w:ascii="Avenir Next" w:hAnsi="Avenir Next" w:cs="Avenir Next" w:eastAsia="Avenir Next"/>
                 <w:b/>
                 <w:color w:val="1A1A1A"/>
-                <w:sz w:val="18"/>
+                <w:sz w:val="22"/>
                 <w:szCs w:val="18"/>
               </w:rPr>
               <w:t xml:space="preserve">both</w:t>
@@ -3041,7 +3049,7 @@
               <w:rPr>
                 <w:rFonts w:ascii="Avenir Next" w:hAnsi="Avenir Next" w:cs="Avenir Next" w:eastAsia="Avenir Next"/>
                 <w:color w:val="1A1A1A"/>
-                <w:sz w:val="18"/>
+                <w:sz w:val="22"/>
                 <w:szCs w:val="18"/>
               </w:rPr>
               <w:t xml:space="preserve"> axes, both signs flip.</w:t>
@@ -3056,6 +3064,7 @@
           </w:tcPr>
           <w:p>
             <w:pPr>
+              <w:pStyle w:val="Heading2"/>
               <w:spacing w:before="0" w:after="40" w:line="264" w:lineRule="auto"/>
             </w:pPr>
             <w:r>
@@ -3078,7 +3087,7 @@
               <w:rPr>
                 <w:rFonts w:ascii="Avenir Next" w:hAnsi="Avenir Next" w:cs="Avenir Next" w:eastAsia="Avenir Next"/>
                 <w:color w:val="1A1A1A"/>
-                <w:sz w:val="17"/>
+                <w:sz w:val="22"/>
                 <w:szCs w:val="17"/>
               </w:rPr>
               <w:t xml:space="preserve">Reflect (−2, 5) across the x-axis.</w:t>
@@ -3097,25 +3106,25 @@
                 <w:rFonts w:ascii="Avenir Next" w:hAnsi="Avenir Next" w:cs="Avenir Next" w:eastAsia="Avenir Next"/>
                 <w:b/>
                 <w:color w:val="003A70"/>
+                <w:sz w:val="22"/>
+                <w:szCs w:val="17"/>
+              </w:rPr>
+              <w:t xml:space="preserve">Step 1</w:t>
+            </w:r>
+            <w:r>
+              <w:rPr>
+                <w:rFonts w:ascii="Avenir Next" w:hAnsi="Avenir Next" w:cs="Avenir Next" w:eastAsia="Avenir Next"/>
+                <w:color w:val="1A1A1A"/>
                 <w:sz w:val="17"/>
                 <w:szCs w:val="17"/>
               </w:rPr>
-              <w:t xml:space="preserve">Step 1</w:t>
-            </w:r>
-            <w:r>
-              <w:rPr>
-                <w:rFonts w:ascii="Avenir Next" w:hAnsi="Avenir Next" w:cs="Avenir Next" w:eastAsia="Avenir Next"/>
-                <w:color w:val="1A1A1A"/>
-                <w:sz w:val="17"/>
-                <w:szCs w:val="17"/>
-              </w:rPr>
               <w:tab/>
             </w:r>
             <w:r>
               <w:rPr>
                 <w:rFonts w:ascii="Avenir Next" w:hAnsi="Avenir Next" w:cs="Avenir Next" w:eastAsia="Avenir Next"/>
                 <w:color w:val="1A1A1A"/>
-                <w:sz w:val="17"/>
+                <w:sz w:val="22"/>
                 <w:szCs w:val="17"/>
               </w:rPr>
               <w:t xml:space="preserve">Keep x = −2.</w:t>
@@ -3134,25 +3143,25 @@
                 <w:rFonts w:ascii="Avenir Next" w:hAnsi="Avenir Next" w:cs="Avenir Next" w:eastAsia="Avenir Next"/>
                 <w:b/>
                 <w:color w:val="003A70"/>
+                <w:sz w:val="22"/>
+                <w:szCs w:val="17"/>
+              </w:rPr>
+              <w:t xml:space="preserve">Step 2</w:t>
+            </w:r>
+            <w:r>
+              <w:rPr>
+                <w:rFonts w:ascii="Avenir Next" w:hAnsi="Avenir Next" w:cs="Avenir Next" w:eastAsia="Avenir Next"/>
+                <w:color w:val="1A1A1A"/>
                 <w:sz w:val="17"/>
                 <w:szCs w:val="17"/>
               </w:rPr>
-              <w:t xml:space="preserve">Step 2</w:t>
-            </w:r>
-            <w:r>
-              <w:rPr>
-                <w:rFonts w:ascii="Avenir Next" w:hAnsi="Avenir Next" w:cs="Avenir Next" w:eastAsia="Avenir Next"/>
-                <w:color w:val="1A1A1A"/>
-                <w:sz w:val="17"/>
-                <w:szCs w:val="17"/>
-              </w:rPr>
               <w:tab/>
             </w:r>
             <w:r>
               <w:rPr>
                 <w:rFonts w:ascii="Avenir Next" w:hAnsi="Avenir Next" w:cs="Avenir Next" w:eastAsia="Avenir Next"/>
                 <w:color w:val="1A1A1A"/>
-                <w:sz w:val="17"/>
+                <w:sz w:val="22"/>
                 <w:szCs w:val="17"/>
               </w:rPr>
               <w:t xml:space="preserve">Change the sign of y: 5 becomes −5.</w:t>
@@ -3171,18 +3180,18 @@
                 <w:rFonts w:ascii="Avenir Next" w:hAnsi="Avenir Next" w:cs="Avenir Next" w:eastAsia="Avenir Next"/>
                 <w:b/>
                 <w:color w:val="1A1A1A"/>
+                <w:sz w:val="22"/>
+                <w:szCs w:val="17"/>
+              </w:rPr>
+              <w:t xml:space="preserve">Answer</w:t>
+            </w:r>
+            <w:r>
+              <w:rPr>
+                <w:rFonts w:ascii="Avenir Next" w:hAnsi="Avenir Next" w:cs="Avenir Next" w:eastAsia="Avenir Next"/>
+                <w:color w:val="1A1A1A"/>
                 <w:sz w:val="17"/>
                 <w:szCs w:val="17"/>
               </w:rPr>
-              <w:t xml:space="preserve">Answer</w:t>
-            </w:r>
-            <w:r>
-              <w:rPr>
-                <w:rFonts w:ascii="Avenir Next" w:hAnsi="Avenir Next" w:cs="Avenir Next" w:eastAsia="Avenir Next"/>
-                <w:color w:val="1A1A1A"/>
-                <w:sz w:val="17"/>
-                <w:szCs w:val="17"/>
-              </w:rPr>
               <w:tab/>
             </w:r>
             <w:r>
@@ -3190,7 +3199,7 @@
                 <w:rFonts w:ascii="Avenir Next" w:hAnsi="Avenir Next" w:cs="Avenir Next" w:eastAsia="Avenir Next"/>
                 <w:b/>
                 <w:color w:val="1A1A1A"/>
-                <w:sz w:val="17"/>
+                <w:sz w:val="22"/>
                 <w:szCs w:val="17"/>
               </w:rPr>
               <w:t xml:space="preserve">(−2, −5)</w:t>
@@ -3240,6 +3249,7 @@
           </w:tcPr>
           <w:p>
             <w:pPr>
+              <w:pStyle w:val="Heading2"/>
               <w:spacing w:before="0" w:after="40" w:line="264" w:lineRule="auto"/>
             </w:pPr>
             <w:r>
@@ -3263,7 +3273,7 @@
                 <w:rFonts w:ascii="Avenir Next" w:hAnsi="Avenir Next" w:cs="Avenir Next" w:eastAsia="Avenir Next"/>
                 <w:b/>
                 <w:color w:val="1A1A1A"/>
-                <w:sz w:val="21"/>
+                <w:sz w:val="22"/>
                 <w:szCs w:val="21"/>
               </w:rPr>
               <w:t xml:space="preserve">reflection</w:t>
@@ -3272,7 +3282,7 @@
               <w:rPr>
                 <w:rFonts w:ascii="Avenir Next" w:hAnsi="Avenir Next" w:cs="Avenir Next" w:eastAsia="Avenir Next"/>
                 <w:color w:val="5A5F66"/>
-                <w:sz w:val="21"/>
+                <w:sz w:val="22"/>
                 <w:szCs w:val="21"/>
               </w:rPr>
               <w:t xml:space="preserve"> — </w:t>
@@ -3281,7 +3291,7 @@
               <w:rPr>
                 <w:rFonts w:ascii="Avenir Next" w:hAnsi="Avenir Next" w:cs="Avenir Next" w:eastAsia="Avenir Next"/>
                 <w:color w:val="1A1A1A"/>
-                <w:sz w:val="21"/>
+                <w:sz w:val="22"/>
                 <w:szCs w:val="21"/>
               </w:rPr>
               <w:t xml:space="preserve">a mirror flip</w:t>
@@ -3296,7 +3306,7 @@
                 <w:rFonts w:ascii="Avenir Next" w:hAnsi="Avenir Next" w:cs="Avenir Next" w:eastAsia="Avenir Next"/>
                 <w:b/>
                 <w:color w:val="1A1A1A"/>
-                <w:sz w:val="21"/>
+                <w:sz w:val="22"/>
                 <w:szCs w:val="21"/>
               </w:rPr>
               <w:t xml:space="preserve">across the x-axis</w:t>
@@ -3305,7 +3315,7 @@
               <w:rPr>
                 <w:rFonts w:ascii="Avenir Next" w:hAnsi="Avenir Next" w:cs="Avenir Next" w:eastAsia="Avenir Next"/>
                 <w:color w:val="5A5F66"/>
-                <w:sz w:val="21"/>
+                <w:sz w:val="22"/>
                 <w:szCs w:val="21"/>
               </w:rPr>
               <w:t xml:space="preserve"> — </w:t>
@@ -3314,7 +3324,7 @@
               <w:rPr>
                 <w:rFonts w:ascii="Avenir Next" w:hAnsi="Avenir Next" w:cs="Avenir Next" w:eastAsia="Avenir Next"/>
                 <w:color w:val="1A1A1A"/>
-                <w:sz w:val="21"/>
+                <w:sz w:val="22"/>
                 <w:szCs w:val="21"/>
               </w:rPr>
               <w:t xml:space="preserve">change the sign of y</w:t>
@@ -3340,7 +3350,7 @@
                 <w:rFonts w:ascii="Avenir Next" w:hAnsi="Avenir Next" w:cs="Avenir Next" w:eastAsia="Avenir Next"/>
                 <w:b/>
                 <w:color w:val="1A1A1A"/>
-                <w:sz w:val="21"/>
+                <w:sz w:val="22"/>
                 <w:szCs w:val="21"/>
               </w:rPr>
               <w:t xml:space="preserve">across the y-axis</w:t>
@@ -3349,7 +3359,7 @@
               <w:rPr>
                 <w:rFonts w:ascii="Avenir Next" w:hAnsi="Avenir Next" w:cs="Avenir Next" w:eastAsia="Avenir Next"/>
                 <w:color w:val="5A5F66"/>
-                <w:sz w:val="21"/>
+                <w:sz w:val="22"/>
                 <w:szCs w:val="21"/>
               </w:rPr>
               <w:t xml:space="preserve"> — </w:t>
@@ -3358,7 +3368,7 @@
               <w:rPr>
                 <w:rFonts w:ascii="Avenir Next" w:hAnsi="Avenir Next" w:cs="Avenir Next" w:eastAsia="Avenir Next"/>
                 <w:color w:val="1A1A1A"/>
-                <w:sz w:val="21"/>
+                <w:sz w:val="22"/>
                 <w:szCs w:val="21"/>
               </w:rPr>
               <w:t xml:space="preserve">change the sign of x</w:t>
@@ -3369,6 +3379,7 @@
     </w:tbl>
     <w:p>
       <w:pPr>
+        <w:pStyle w:val="Heading2"/>
         <w:keepNext/>
         <w:pBdr>
           <w:bottom w:val="single" w:sz="8" w:space="3" w:color="003A70"/>
@@ -3384,7 +3395,7 @@
           <w:b/>
           <w:color w:val="003A70"/>
           <w:spacing w:val="14"/>
-          <w:sz w:val="21"/>
+          <w:sz w:val="22"/>
           <w:szCs w:val="21"/>
         </w:rPr>
         <w:t xml:space="preserve">PRACTICE</w:t>
@@ -3403,7 +3414,7 @@
           <w:rFonts w:ascii="Avenir Next" w:hAnsi="Avenir Next" w:cs="Avenir Next" w:eastAsia="Avenir Next"/>
           <w:i/>
           <w:color w:val="5A5F66"/>
-          <w:sz w:val="17"/>
+          <w:sz w:val="22"/>
           <w:szCs w:val="17"/>
         </w:rPr>
         <w:t xml:space="preserve">show your work · label units</w:t>
@@ -3533,25 +3544,25 @@
                       <w:rFonts w:ascii="Avenir Next" w:hAnsi="Avenir Next" w:cs="Avenir Next" w:eastAsia="Avenir Next"/>
                       <w:b/>
                       <w:color w:val="003A70"/>
+                      <w:sz w:val="22"/>
+                      <w:szCs w:val="18"/>
+                    </w:rPr>
+                    <w:t xml:space="preserve">Step 1</w:t>
+                  </w:r>
+                  <w:r>
+                    <w:rPr>
+                      <w:rFonts w:ascii="Avenir Next" w:hAnsi="Avenir Next" w:cs="Avenir Next" w:eastAsia="Avenir Next"/>
+                      <w:color w:val="1A1A1A"/>
                       <w:sz w:val="18"/>
                       <w:szCs w:val="18"/>
                     </w:rPr>
-                    <w:t xml:space="preserve">Step 1</w:t>
-                  </w:r>
-                  <w:r>
-                    <w:rPr>
-                      <w:rFonts w:ascii="Avenir Next" w:hAnsi="Avenir Next" w:cs="Avenir Next" w:eastAsia="Avenir Next"/>
-                      <w:color w:val="1A1A1A"/>
-                      <w:sz w:val="18"/>
-                      <w:szCs w:val="18"/>
-                    </w:rPr>
                     <w:tab/>
                   </w:r>
                   <w:r>
                     <w:rPr>
                       <w:rFonts w:ascii="Avenir Next" w:hAnsi="Avenir Next" w:cs="Avenir Next" w:eastAsia="Avenir Next"/>
                       <w:color w:val="1A1A1A"/>
-                      <w:sz w:val="21"/>
+                      <w:sz w:val="22"/>
                       <w:szCs w:val="21"/>
                     </w:rPr>
                     <w:t xml:space="preserve">For B, keep x. Change the sign of y.</w:t>
@@ -3571,25 +3582,25 @@
                       <w:rFonts w:ascii="Avenir Next" w:hAnsi="Avenir Next" w:cs="Avenir Next" w:eastAsia="Avenir Next"/>
                       <w:b/>
                       <w:color w:val="003A70"/>
+                      <w:sz w:val="22"/>
+                      <w:szCs w:val="18"/>
+                    </w:rPr>
+                    <w:t xml:space="preserve">Step 2</w:t>
+                  </w:r>
+                  <w:r>
+                    <w:rPr>
+                      <w:rFonts w:ascii="Avenir Next" w:hAnsi="Avenir Next" w:cs="Avenir Next" w:eastAsia="Avenir Next"/>
+                      <w:color w:val="1A1A1A"/>
                       <w:sz w:val="18"/>
                       <w:szCs w:val="18"/>
                     </w:rPr>
-                    <w:t xml:space="preserve">Step 2</w:t>
-                  </w:r>
-                  <w:r>
-                    <w:rPr>
-                      <w:rFonts w:ascii="Avenir Next" w:hAnsi="Avenir Next" w:cs="Avenir Next" w:eastAsia="Avenir Next"/>
-                      <w:color w:val="1A1A1A"/>
-                      <w:sz w:val="18"/>
-                      <w:szCs w:val="18"/>
-                    </w:rPr>
                     <w:tab/>
                   </w:r>
                   <w:r>
                     <w:rPr>
                       <w:rFonts w:ascii="Avenir Next" w:hAnsi="Avenir Next" w:cs="Avenir Next" w:eastAsia="Avenir Next"/>
                       <w:color w:val="1A1A1A"/>
-                      <w:sz w:val="21"/>
+                      <w:sz w:val="22"/>
                       <w:szCs w:val="21"/>
                     </w:rPr>
                     <w:t xml:space="preserve">For C, keep y. Change the sign of x.</w:t>
@@ -3724,7 +3735,7 @@
                     <w:drawing>
                       <wp:inline distT="0" distB="0" distL="0" distR="0">
                         <wp:extent cx="1828800" cy="1845128"/>
-                        <wp:docPr id="3" name="Figure 3"/>
+                        <wp:docPr id="3" name="Figure 3" descr="Coordinate grid. Horizontal axis x: -5 to 5, ticks every 1. Vertical axis y: -5 to 5, ticks every 1. Points: x: -4; y: 3; label: A."/>
                         <a:graphic xmlns:a="http://schemas.openxmlformats.org/drawingml/2006/main">
                           <a:graphicData uri="http://schemas.openxmlformats.org/drawingml/2006/picture">
                             <pic:pic xmlns:pic="http://schemas.openxmlformats.org/drawingml/2006/picture">
@@ -3860,25 +3871,25 @@
                 <w:rFonts w:ascii="Avenir Next" w:hAnsi="Avenir Next" w:cs="Avenir Next" w:eastAsia="Avenir Next"/>
                 <w:b/>
                 <w:color w:val="003A70"/>
+                <w:sz w:val="22"/>
+                <w:szCs w:val="18"/>
+              </w:rPr>
+              <w:t xml:space="preserve">Step 1</w:t>
+            </w:r>
+            <w:r>
+              <w:rPr>
+                <w:rFonts w:ascii="Avenir Next" w:hAnsi="Avenir Next" w:cs="Avenir Next" w:eastAsia="Avenir Next"/>
+                <w:color w:val="1A1A1A"/>
                 <w:sz w:val="18"/>
                 <w:szCs w:val="18"/>
               </w:rPr>
-              <w:t xml:space="preserve">Step 1</w:t>
-            </w:r>
-            <w:r>
-              <w:rPr>
-                <w:rFonts w:ascii="Avenir Next" w:hAnsi="Avenir Next" w:cs="Avenir Next" w:eastAsia="Avenir Next"/>
-                <w:color w:val="1A1A1A"/>
-                <w:sz w:val="18"/>
-                <w:szCs w:val="18"/>
-              </w:rPr>
               <w:tab/>
             </w:r>
             <w:r>
               <w:rPr>
                 <w:rFonts w:ascii="Avenir Next" w:hAnsi="Avenir Next" w:cs="Avenir Next" w:eastAsia="Avenir Next"/>
                 <w:color w:val="1A1A1A"/>
-                <w:sz w:val="21"/>
+                <w:sz w:val="22"/>
                 <w:szCs w:val="21"/>
               </w:rPr>
               <w:t xml:space="preserve">Find the mirror: the x-axis or the y-axis.</w:t>
@@ -3898,25 +3909,25 @@
                 <w:rFonts w:ascii="Avenir Next" w:hAnsi="Avenir Next" w:cs="Avenir Next" w:eastAsia="Avenir Next"/>
                 <w:b/>
                 <w:color w:val="003A70"/>
+                <w:sz w:val="22"/>
+                <w:szCs w:val="18"/>
+              </w:rPr>
+              <w:t xml:space="preserve">Step 2</w:t>
+            </w:r>
+            <w:r>
+              <w:rPr>
+                <w:rFonts w:ascii="Avenir Next" w:hAnsi="Avenir Next" w:cs="Avenir Next" w:eastAsia="Avenir Next"/>
+                <w:color w:val="1A1A1A"/>
                 <w:sz w:val="18"/>
                 <w:szCs w:val="18"/>
               </w:rPr>
-              <w:t xml:space="preserve">Step 2</w:t>
-            </w:r>
-            <w:r>
-              <w:rPr>
-                <w:rFonts w:ascii="Avenir Next" w:hAnsi="Avenir Next" w:cs="Avenir Next" w:eastAsia="Avenir Next"/>
-                <w:color w:val="1A1A1A"/>
-                <w:sz w:val="18"/>
-                <w:szCs w:val="18"/>
-              </w:rPr>
               <w:tab/>
             </w:r>
             <w:r>
               <w:rPr>
                 <w:rFonts w:ascii="Avenir Next" w:hAnsi="Avenir Next" w:cs="Avenir Next" w:eastAsia="Avenir Next"/>
                 <w:color w:val="1A1A1A"/>
-                <w:sz w:val="21"/>
+                <w:sz w:val="22"/>
                 <w:szCs w:val="21"/>
               </w:rPr>
               <w:t xml:space="preserve">Change the sign of only one number. For both axes, do one flip, then the other.</w:t>
@@ -4229,7 +4240,7 @@
                 <w:rFonts w:ascii="Avenir Next" w:hAnsi="Avenir Next" w:cs="Avenir Next" w:eastAsia="Avenir Next"/>
                 <w:b/>
                 <w:color w:val="1A1A1A"/>
-                <w:sz w:val="18"/>
+                <w:sz w:val="22"/>
                 <w:szCs w:val="18"/>
               </w:rPr>
               <w:t xml:space="preserve">Answer</w:t>
@@ -4351,7 +4362,7 @@
                 <w:rFonts w:ascii="Avenir Next" w:hAnsi="Avenir Next" w:cs="Avenir Next" w:eastAsia="Avenir Next"/>
                 <w:b/>
                 <w:color w:val="1A1A1A"/>
-                <w:sz w:val="18"/>
+                <w:sz w:val="22"/>
                 <w:szCs w:val="18"/>
               </w:rPr>
               <w:t xml:space="preserve">K</w:t>
@@ -4471,7 +4482,7 @@
                 <w:rFonts w:ascii="Avenir Next" w:hAnsi="Avenir Next" w:cs="Avenir Next" w:eastAsia="Avenir Next"/>
                 <w:b/>
                 <w:color w:val="003A70"/>
-                <w:sz w:val="17"/>
+                <w:sz w:val="22"/>
                 <w:szCs w:val="17"/>
               </w:rPr>
               <w:t xml:space="preserve">Frame  </w:t>
@@ -4481,10 +4492,30 @@
                 <w:rFonts w:ascii="Avenir Next" w:hAnsi="Avenir Next" w:cs="Avenir Next" w:eastAsia="Avenir Next"/>
                 <w:i/>
                 <w:color w:val="1A1A1A"/>
+                <w:sz w:val="22"/>
+                <w:szCs w:val="18"/>
+              </w:rPr>
+              <w:t xml:space="preserve">Sam changed the </w:t>
+            </w:r>
+            <w:r>
+              <w:rPr>
+                <w:rFonts w:ascii="Avenir Next" w:hAnsi="Avenir Next" w:cs="Avenir Next" w:eastAsia="Avenir Next"/>
+                <w:color w:val="1A1A1A"/>
                 <w:sz w:val="18"/>
                 <w:szCs w:val="18"/>
-              </w:rPr>
-              <w:t xml:space="preserve">Sam changed the </w:t>
+                <w:u w:val="single"/>
+              </w:rPr>
+              <w:t xml:space="preserve">      </w:t>
+            </w:r>
+            <w:r>
+              <w:rPr>
+                <w:rFonts w:ascii="Avenir Next" w:hAnsi="Avenir Next" w:cs="Avenir Next" w:eastAsia="Avenir Next"/>
+                <w:i/>
+                <w:color w:val="1A1A1A"/>
+                <w:sz w:val="22"/>
+                <w:szCs w:val="18"/>
+              </w:rPr>
+              <w:t xml:space="preserve">-coordinate. Across the y-axis, the </w:t>
             </w:r>
             <w:r>
               <w:rPr>
@@ -4501,17 +4532,17 @@
                 <w:rFonts w:ascii="Avenir Next" w:hAnsi="Avenir Next" w:cs="Avenir Next" w:eastAsia="Avenir Next"/>
                 <w:i/>
                 <w:color w:val="1A1A1A"/>
+                <w:sz w:val="22"/>
+                <w:szCs w:val="18"/>
+              </w:rPr>
+              <w:t xml:space="preserve">-coordinate changes sign. The correct point is </w:t>
+            </w:r>
+            <w:r>
+              <w:rPr>
+                <w:rFonts w:ascii="Avenir Next" w:hAnsi="Avenir Next" w:cs="Avenir Next" w:eastAsia="Avenir Next"/>
+                <w:color w:val="1A1A1A"/>
                 <w:sz w:val="18"/>
                 <w:szCs w:val="18"/>
-              </w:rPr>
-              <w:t xml:space="preserve">-coordinate. Across the y-axis, the </w:t>
-            </w:r>
-            <w:r>
-              <w:rPr>
-                <w:rFonts w:ascii="Avenir Next" w:hAnsi="Avenir Next" w:cs="Avenir Next" w:eastAsia="Avenir Next"/>
-                <w:color w:val="1A1A1A"/>
-                <w:sz w:val="18"/>
-                <w:szCs w:val="18"/>
                 <w:u w:val="single"/>
               </w:rPr>
               <w:t xml:space="preserve">      </w:t>
@@ -4521,27 +4552,7 @@
                 <w:rFonts w:ascii="Avenir Next" w:hAnsi="Avenir Next" w:cs="Avenir Next" w:eastAsia="Avenir Next"/>
                 <w:i/>
                 <w:color w:val="1A1A1A"/>
-                <w:sz w:val="18"/>
-                <w:szCs w:val="18"/>
-              </w:rPr>
-              <w:t xml:space="preserve">-coordinate changes sign. The correct point is </w:t>
-            </w:r>
-            <w:r>
-              <w:rPr>
-                <w:rFonts w:ascii="Avenir Next" w:hAnsi="Avenir Next" w:cs="Avenir Next" w:eastAsia="Avenir Next"/>
-                <w:color w:val="1A1A1A"/>
-                <w:sz w:val="18"/>
-                <w:szCs w:val="18"/>
-                <w:u w:val="single"/>
-              </w:rPr>
-              <w:t xml:space="preserve">      </w:t>
-            </w:r>
-            <w:r>
-              <w:rPr>
-                <w:rFonts w:ascii="Avenir Next" w:hAnsi="Avenir Next" w:cs="Avenir Next" w:eastAsia="Avenir Next"/>
-                <w:i/>
-                <w:color w:val="1A1A1A"/>
-                <w:sz w:val="18"/>
+                <w:sz w:val="22"/>
                 <w:szCs w:val="18"/>
               </w:rPr>
               <w:t xml:space="preserve">.</w:t>
@@ -4628,6 +4639,7 @@
     </w:p>
     <w:p>
       <w:pPr>
+        <w:pStyle w:val="Heading2"/>
         <w:keepNext/>
         <w:pBdr>
           <w:bottom w:val="single" w:sz="8" w:space="3" w:color="003A70"/>
@@ -4643,7 +4655,7 @@
           <w:b/>
           <w:color w:val="003A70"/>
           <w:spacing w:val="14"/>
-          <w:sz w:val="21"/>
+          <w:sz w:val="22"/>
           <w:szCs w:val="21"/>
         </w:rPr>
         <w:t xml:space="preserve">TEST PRACTICE</w:t>
@@ -4662,7 +4674,7 @@
           <w:rFonts w:ascii="Avenir Next" w:hAnsi="Avenir Next" w:cs="Avenir Next" w:eastAsia="Avenir Next"/>
           <w:i/>
           <w:color w:val="5A5F66"/>
-          <w:sz w:val="17"/>
+          <w:sz w:val="22"/>
           <w:szCs w:val="17"/>
         </w:rPr>
         <w:t xml:space="preserve">choose the best answer</w:t>
@@ -4794,25 +4806,25 @@
                       <w:rFonts w:ascii="Avenir Next" w:hAnsi="Avenir Next" w:cs="Avenir Next" w:eastAsia="Avenir Next"/>
                       <w:b/>
                       <w:color w:val="003A70"/>
+                      <w:sz w:val="22"/>
+                      <w:szCs w:val="21"/>
+                    </w:rPr>
+                    <w:t xml:space="preserve">A</w:t>
+                  </w:r>
+                  <w:r>
+                    <w:rPr>
+                      <w:rFonts w:ascii="Avenir Next" w:hAnsi="Avenir Next" w:cs="Avenir Next" w:eastAsia="Avenir Next"/>
+                      <w:color w:val="1A1A1A"/>
                       <w:sz w:val="21"/>
                       <w:szCs w:val="21"/>
                     </w:rPr>
-                    <w:t xml:space="preserve">A</w:t>
-                  </w:r>
-                  <w:r>
-                    <w:rPr>
-                      <w:rFonts w:ascii="Avenir Next" w:hAnsi="Avenir Next" w:cs="Avenir Next" w:eastAsia="Avenir Next"/>
-                      <w:color w:val="1A1A1A"/>
-                      <w:sz w:val="21"/>
-                      <w:szCs w:val="21"/>
-                    </w:rPr>
                     <w:tab/>
                   </w:r>
                   <w:r>
                     <w:rPr>
                       <w:rFonts w:ascii="Avenir Next" w:hAnsi="Avenir Next" w:cs="Avenir Next" w:eastAsia="Avenir Next"/>
                       <w:color w:val="1A1A1A"/>
-                      <w:sz w:val="21"/>
+                      <w:sz w:val="22"/>
                       <w:szCs w:val="21"/>
                     </w:rPr>
                     <w:t xml:space="preserve">(−5, −2)</w:t>
@@ -4837,25 +4849,25 @@
                       <w:rFonts w:ascii="Avenir Next" w:hAnsi="Avenir Next" w:cs="Avenir Next" w:eastAsia="Avenir Next"/>
                       <w:b/>
                       <w:color w:val="003A70"/>
+                      <w:sz w:val="22"/>
+                      <w:szCs w:val="21"/>
+                    </w:rPr>
+                    <w:t xml:space="preserve">B</w:t>
+                  </w:r>
+                  <w:r>
+                    <w:rPr>
+                      <w:rFonts w:ascii="Avenir Next" w:hAnsi="Avenir Next" w:cs="Avenir Next" w:eastAsia="Avenir Next"/>
+                      <w:color w:val="1A1A1A"/>
                       <w:sz w:val="21"/>
                       <w:szCs w:val="21"/>
                     </w:rPr>
-                    <w:t xml:space="preserve">B</w:t>
-                  </w:r>
-                  <w:r>
-                    <w:rPr>
-                      <w:rFonts w:ascii="Avenir Next" w:hAnsi="Avenir Next" w:cs="Avenir Next" w:eastAsia="Avenir Next"/>
-                      <w:color w:val="1A1A1A"/>
-                      <w:sz w:val="21"/>
-                      <w:szCs w:val="21"/>
-                    </w:rPr>
                     <w:tab/>
                   </w:r>
                   <w:r>
                     <w:rPr>
                       <w:rFonts w:ascii="Avenir Next" w:hAnsi="Avenir Next" w:cs="Avenir Next" w:eastAsia="Avenir Next"/>
                       <w:color w:val="1A1A1A"/>
-                      <w:sz w:val="21"/>
+                      <w:sz w:val="22"/>
                       <w:szCs w:val="21"/>
                     </w:rPr>
                     <w:t xml:space="preserve">(5, 2)</w:t>
@@ -4880,25 +4892,25 @@
                       <w:rFonts w:ascii="Avenir Next" w:hAnsi="Avenir Next" w:cs="Avenir Next" w:eastAsia="Avenir Next"/>
                       <w:b/>
                       <w:color w:val="003A70"/>
+                      <w:sz w:val="22"/>
+                      <w:szCs w:val="21"/>
+                    </w:rPr>
+                    <w:t xml:space="preserve">C</w:t>
+                  </w:r>
+                  <w:r>
+                    <w:rPr>
+                      <w:rFonts w:ascii="Avenir Next" w:hAnsi="Avenir Next" w:cs="Avenir Next" w:eastAsia="Avenir Next"/>
+                      <w:color w:val="1A1A1A"/>
                       <w:sz w:val="21"/>
                       <w:szCs w:val="21"/>
                     </w:rPr>
-                    <w:t xml:space="preserve">C</w:t>
-                  </w:r>
-                  <w:r>
-                    <w:rPr>
-                      <w:rFonts w:ascii="Avenir Next" w:hAnsi="Avenir Next" w:cs="Avenir Next" w:eastAsia="Avenir Next"/>
-                      <w:color w:val="1A1A1A"/>
-                      <w:sz w:val="21"/>
-                      <w:szCs w:val="21"/>
-                    </w:rPr>
                     <w:tab/>
                   </w:r>
                   <w:r>
                     <w:rPr>
                       <w:rFonts w:ascii="Avenir Next" w:hAnsi="Avenir Next" w:cs="Avenir Next" w:eastAsia="Avenir Next"/>
                       <w:color w:val="1A1A1A"/>
-                      <w:sz w:val="21"/>
+                      <w:sz w:val="22"/>
                       <w:szCs w:val="21"/>
                     </w:rPr>
                     <w:t xml:space="preserve">(5, −2)</w:t>
@@ -4923,25 +4935,25 @@
                       <w:rFonts w:ascii="Avenir Next" w:hAnsi="Avenir Next" w:cs="Avenir Next" w:eastAsia="Avenir Next"/>
                       <w:b/>
                       <w:color w:val="003A70"/>
+                      <w:sz w:val="22"/>
+                      <w:szCs w:val="21"/>
+                    </w:rPr>
+                    <w:t xml:space="preserve">D</w:t>
+                  </w:r>
+                  <w:r>
+                    <w:rPr>
+                      <w:rFonts w:ascii="Avenir Next" w:hAnsi="Avenir Next" w:cs="Avenir Next" w:eastAsia="Avenir Next"/>
+                      <w:color w:val="1A1A1A"/>
                       <w:sz w:val="21"/>
                       <w:szCs w:val="21"/>
                     </w:rPr>
-                    <w:t xml:space="preserve">D</w:t>
-                  </w:r>
-                  <w:r>
-                    <w:rPr>
-                      <w:rFonts w:ascii="Avenir Next" w:hAnsi="Avenir Next" w:cs="Avenir Next" w:eastAsia="Avenir Next"/>
-                      <w:color w:val="1A1A1A"/>
-                      <w:sz w:val="21"/>
-                      <w:szCs w:val="21"/>
-                    </w:rPr>
                     <w:tab/>
                   </w:r>
                   <w:r>
                     <w:rPr>
                       <w:rFonts w:ascii="Avenir Next" w:hAnsi="Avenir Next" w:cs="Avenir Next" w:eastAsia="Avenir Next"/>
                       <w:color w:val="1A1A1A"/>
-                      <w:sz w:val="21"/>
+                      <w:sz w:val="22"/>
                       <w:szCs w:val="21"/>
                     </w:rPr>
                     <w:t xml:space="preserve">(2, −5)</w:t>
@@ -5089,25 +5101,25 @@
                       <w:rFonts w:ascii="Avenir Next" w:hAnsi="Avenir Next" w:cs="Avenir Next" w:eastAsia="Avenir Next"/>
                       <w:b/>
                       <w:color w:val="003A70"/>
+                      <w:sz w:val="22"/>
+                      <w:szCs w:val="21"/>
+                    </w:rPr>
+                    <w:t xml:space="preserve">A</w:t>
+                  </w:r>
+                  <w:r>
+                    <w:rPr>
+                      <w:rFonts w:ascii="Avenir Next" w:hAnsi="Avenir Next" w:cs="Avenir Next" w:eastAsia="Avenir Next"/>
+                      <w:color w:val="1A1A1A"/>
                       <w:sz w:val="21"/>
                       <w:szCs w:val="21"/>
                     </w:rPr>
-                    <w:t xml:space="preserve">A</w:t>
-                  </w:r>
-                  <w:r>
-                    <w:rPr>
-                      <w:rFonts w:ascii="Avenir Next" w:hAnsi="Avenir Next" w:cs="Avenir Next" w:eastAsia="Avenir Next"/>
-                      <w:color w:val="1A1A1A"/>
-                      <w:sz w:val="21"/>
-                      <w:szCs w:val="21"/>
-                    </w:rPr>
                     <w:tab/>
                   </w:r>
                   <w:r>
                     <w:rPr>
                       <w:rFonts w:ascii="Avenir Next" w:hAnsi="Avenir Next" w:cs="Avenir Next" w:eastAsia="Avenir Next"/>
                       <w:color w:val="1A1A1A"/>
-                      <w:sz w:val="21"/>
+                      <w:sz w:val="22"/>
                       <w:szCs w:val="21"/>
                     </w:rPr>
                     <w:t xml:space="preserve">the x-axis</w:t>
@@ -5132,25 +5144,25 @@
                       <w:rFonts w:ascii="Avenir Next" w:hAnsi="Avenir Next" w:cs="Avenir Next" w:eastAsia="Avenir Next"/>
                       <w:b/>
                       <w:color w:val="003A70"/>
+                      <w:sz w:val="22"/>
+                      <w:szCs w:val="21"/>
+                    </w:rPr>
+                    <w:t xml:space="preserve">B</w:t>
+                  </w:r>
+                  <w:r>
+                    <w:rPr>
+                      <w:rFonts w:ascii="Avenir Next" w:hAnsi="Avenir Next" w:cs="Avenir Next" w:eastAsia="Avenir Next"/>
+                      <w:color w:val="1A1A1A"/>
                       <w:sz w:val="21"/>
                       <w:szCs w:val="21"/>
                     </w:rPr>
-                    <w:t xml:space="preserve">B</w:t>
-                  </w:r>
-                  <w:r>
-                    <w:rPr>
-                      <w:rFonts w:ascii="Avenir Next" w:hAnsi="Avenir Next" w:cs="Avenir Next" w:eastAsia="Avenir Next"/>
-                      <w:color w:val="1A1A1A"/>
-                      <w:sz w:val="21"/>
-                      <w:szCs w:val="21"/>
-                    </w:rPr>
                     <w:tab/>
                   </w:r>
                   <w:r>
                     <w:rPr>
                       <w:rFonts w:ascii="Avenir Next" w:hAnsi="Avenir Next" w:cs="Avenir Next" w:eastAsia="Avenir Next"/>
                       <w:color w:val="1A1A1A"/>
-                      <w:sz w:val="21"/>
+                      <w:sz w:val="22"/>
                       <w:szCs w:val="21"/>
                     </w:rPr>
                     <w:t xml:space="preserve">the y-axis</w:t>
@@ -5175,25 +5187,25 @@
                       <w:rFonts w:ascii="Avenir Next" w:hAnsi="Avenir Next" w:cs="Avenir Next" w:eastAsia="Avenir Next"/>
                       <w:b/>
                       <w:color w:val="003A70"/>
+                      <w:sz w:val="22"/>
+                      <w:szCs w:val="21"/>
+                    </w:rPr>
+                    <w:t xml:space="preserve">C</w:t>
+                  </w:r>
+                  <w:r>
+                    <w:rPr>
+                      <w:rFonts w:ascii="Avenir Next" w:hAnsi="Avenir Next" w:cs="Avenir Next" w:eastAsia="Avenir Next"/>
+                      <w:color w:val="1A1A1A"/>
                       <w:sz w:val="21"/>
                       <w:szCs w:val="21"/>
                     </w:rPr>
-                    <w:t xml:space="preserve">C</w:t>
-                  </w:r>
-                  <w:r>
-                    <w:rPr>
-                      <w:rFonts w:ascii="Avenir Next" w:hAnsi="Avenir Next" w:cs="Avenir Next" w:eastAsia="Avenir Next"/>
-                      <w:color w:val="1A1A1A"/>
-                      <w:sz w:val="21"/>
-                      <w:szCs w:val="21"/>
-                    </w:rPr>
                     <w:tab/>
                   </w:r>
                   <w:r>
                     <w:rPr>
                       <w:rFonts w:ascii="Avenir Next" w:hAnsi="Avenir Next" w:cs="Avenir Next" w:eastAsia="Avenir Next"/>
                       <w:color w:val="1A1A1A"/>
-                      <w:sz w:val="21"/>
+                      <w:sz w:val="22"/>
                       <w:szCs w:val="21"/>
                     </w:rPr>
                     <w:t xml:space="preserve">both axes</w:t>
@@ -5218,25 +5230,25 @@
                       <w:rFonts w:ascii="Avenir Next" w:hAnsi="Avenir Next" w:cs="Avenir Next" w:eastAsia="Avenir Next"/>
                       <w:b/>
                       <w:color w:val="003A70"/>
+                      <w:sz w:val="22"/>
+                      <w:szCs w:val="21"/>
+                    </w:rPr>
+                    <w:t xml:space="preserve">D</w:t>
+                  </w:r>
+                  <w:r>
+                    <w:rPr>
+                      <w:rFonts w:ascii="Avenir Next" w:hAnsi="Avenir Next" w:cs="Avenir Next" w:eastAsia="Avenir Next"/>
+                      <w:color w:val="1A1A1A"/>
                       <w:sz w:val="21"/>
                       <w:szCs w:val="21"/>
                     </w:rPr>
-                    <w:t xml:space="preserve">D</w:t>
-                  </w:r>
-                  <w:r>
-                    <w:rPr>
-                      <w:rFonts w:ascii="Avenir Next" w:hAnsi="Avenir Next" w:cs="Avenir Next" w:eastAsia="Avenir Next"/>
-                      <w:color w:val="1A1A1A"/>
-                      <w:sz w:val="21"/>
-                      <w:szCs w:val="21"/>
-                    </w:rPr>
                     <w:tab/>
                   </w:r>
                   <w:r>
                     <w:rPr>
                       <w:rFonts w:ascii="Avenir Next" w:hAnsi="Avenir Next" w:cs="Avenir Next" w:eastAsia="Avenir Next"/>
                       <w:color w:val="1A1A1A"/>
-                      <w:sz w:val="21"/>
+                      <w:sz w:val="22"/>
                       <w:szCs w:val="21"/>
                     </w:rPr>
                     <w:t xml:space="preserve">neither axis</w:t>
@@ -5302,6 +5314,7 @@
           </w:tcPr>
           <w:p>
             <w:pPr>
+              <w:pStyle w:val="Heading2"/>
               <w:spacing w:before="0" w:after="0" w:line="240" w:lineRule="auto"/>
             </w:pPr>
             <w:r>
@@ -5339,7 +5352,7 @@
               <w:rPr>
                 <w:rFonts w:ascii="Avenir Next" w:hAnsi="Avenir Next" w:cs="Avenir Next" w:eastAsia="Avenir Next"/>
                 <w:color w:val="1A1A1A"/>
-                <w:sz w:val="17"/>
+                <w:sz w:val="22"/>
                 <w:szCs w:val="17"/>
               </w:rPr>
               <w:t xml:space="preserve">  I can do this on my own</w:t>
@@ -5368,7 +5381,7 @@
               <w:rPr>
                 <w:rFonts w:ascii="Avenir Next" w:hAnsi="Avenir Next" w:cs="Avenir Next" w:eastAsia="Avenir Next"/>
                 <w:color w:val="1A1A1A"/>
-                <w:sz w:val="17"/>
+                <w:sz w:val="22"/>
                 <w:szCs w:val="17"/>
               </w:rPr>
               <w:t xml:space="preserve">  I need a little help</w:t>
@@ -5397,7 +5410,7 @@
               <w:rPr>
                 <w:rFonts w:ascii="Avenir Next" w:hAnsi="Avenir Next" w:cs="Avenir Next" w:eastAsia="Avenir Next"/>
                 <w:color w:val="1A1A1A"/>
-                <w:sz w:val="17"/>
+                <w:sz w:val="22"/>
                 <w:szCs w:val="17"/>
               </w:rPr>
               <w:t xml:space="preserve">  I have a question about #</w:t>
@@ -5504,7 +5517,106 @@
               <w:sz w:val="15"/>
               <w:szCs w:val="15"/>
             </w:rPr>
-            <w:t xml:space="preserve">Lesson 7-5  ·  Homework Packet  ·  Level 1</w:t>
+            <w:t xml:space="preserve">7-5 · Page </w:t>
+          </w:r>
+          <w:r>
+            <w:rPr>
+              <w:rFonts w:ascii="Avenir Next" w:hAnsi="Avenir Next" w:cs="Avenir Next" w:eastAsia="Avenir Next"/>
+              <w:color w:val="5A5F66"/>
+              <w:sz w:val="15"/>
+              <w:szCs w:val="15"/>
+            </w:rPr>
+            <w:fldChar w:fldCharType="begin"/>
+          </w:r>
+          <w:r>
+            <w:rPr>
+              <w:rFonts w:ascii="Avenir Next" w:hAnsi="Avenir Next" w:cs="Avenir Next" w:eastAsia="Avenir Next"/>
+              <w:color w:val="5A5F66"/>
+              <w:sz w:val="15"/>
+              <w:szCs w:val="15"/>
+            </w:rPr>
+            <w:instrText xml:space="preserve"> PAGE </w:instrText>
+          </w:r>
+          <w:r>
+            <w:rPr>
+              <w:rFonts w:ascii="Avenir Next" w:hAnsi="Avenir Next" w:cs="Avenir Next" w:eastAsia="Avenir Next"/>
+              <w:color w:val="5A5F66"/>
+              <w:sz w:val="15"/>
+              <w:szCs w:val="15"/>
+            </w:rPr>
+            <w:fldChar w:fldCharType="separate"/>
+          </w:r>
+          <w:r>
+            <w:rPr>
+              <w:rFonts w:ascii="Avenir Next" w:hAnsi="Avenir Next" w:cs="Avenir Next" w:eastAsia="Avenir Next"/>
+              <w:color w:val="5A5F66"/>
+              <w:sz w:val="15"/>
+              <w:szCs w:val="15"/>
+            </w:rPr>
+            <w:t xml:space="preserve">1</w:t>
+          </w:r>
+          <w:r>
+            <w:rPr>
+              <w:rFonts w:ascii="Avenir Next" w:hAnsi="Avenir Next" w:cs="Avenir Next" w:eastAsia="Avenir Next"/>
+              <w:color w:val="5A5F66"/>
+              <w:sz w:val="15"/>
+              <w:szCs w:val="15"/>
+            </w:rPr>
+            <w:fldChar w:fldCharType="end"/>
+          </w:r>
+          <w:r>
+            <w:rPr>
+              <w:rFonts w:ascii="Avenir Next" w:hAnsi="Avenir Next" w:cs="Avenir Next" w:eastAsia="Avenir Next"/>
+              <w:color w:val="5A5F66"/>
+              <w:sz w:val="15"/>
+              <w:szCs w:val="15"/>
+            </w:rPr>
+            <w:t xml:space="preserve"> of </w:t>
+          </w:r>
+          <w:r>
+            <w:rPr>
+              <w:rFonts w:ascii="Avenir Next" w:hAnsi="Avenir Next" w:cs="Avenir Next" w:eastAsia="Avenir Next"/>
+              <w:color w:val="5A5F66"/>
+              <w:sz w:val="15"/>
+              <w:szCs w:val="15"/>
+            </w:rPr>
+            <w:fldChar w:fldCharType="begin"/>
+          </w:r>
+          <w:r>
+            <w:rPr>
+              <w:rFonts w:ascii="Avenir Next" w:hAnsi="Avenir Next" w:cs="Avenir Next" w:eastAsia="Avenir Next"/>
+              <w:color w:val="5A5F66"/>
+              <w:sz w:val="15"/>
+              <w:szCs w:val="15"/>
+            </w:rPr>
+            <w:instrText xml:space="preserve"> NUMPAGES </w:instrText>
+          </w:r>
+          <w:r>
+            <w:rPr>
+              <w:rFonts w:ascii="Avenir Next" w:hAnsi="Avenir Next" w:cs="Avenir Next" w:eastAsia="Avenir Next"/>
+              <w:color w:val="5A5F66"/>
+              <w:sz w:val="15"/>
+              <w:szCs w:val="15"/>
+            </w:rPr>
+            <w:fldChar w:fldCharType="separate"/>
+          </w:r>
+          <w:r>
+            <w:rPr>
+              <w:rFonts w:ascii="Avenir Next" w:hAnsi="Avenir Next" w:cs="Avenir Next" w:eastAsia="Avenir Next"/>
+              <w:color w:val="5A5F66"/>
+              <w:sz w:val="15"/>
+              <w:szCs w:val="15"/>
+            </w:rPr>
+            <w:t xml:space="preserve">1</w:t>
+          </w:r>
+          <w:r>
+            <w:rPr>
+              <w:rFonts w:ascii="Avenir Next" w:hAnsi="Avenir Next" w:cs="Avenir Next" w:eastAsia="Avenir Next"/>
+              <w:color w:val="5A5F66"/>
+              <w:sz w:val="15"/>
+              <w:szCs w:val="15"/>
+            </w:rPr>
+            <w:fldChar w:fldCharType="end"/>
           </w:r>
         </w:p>
       </w:tc>
@@ -5547,5 +5659,23 @@
       </w:tblCellMar>
     </w:tblPr>
   </w:style>
+  <w:style w:type="paragraph" w:styleId="Heading1">
+    <w:name w:val="heading 1"/>
+    <w:basedOn w:val="Normal"/>
+    <w:pPr>
+      <w:outlineLvl w:val="0"/>
+      <w:keepNext w:val="0"/>
+      <w:keepLines w:val="0"/>
+    </w:pPr>
+  </w:style>
+  <w:style w:type="paragraph" w:styleId="Heading2">
+    <w:name w:val="heading 2"/>
+    <w:basedOn w:val="Normal"/>
+    <w:pPr>
+      <w:outlineLvl w:val="1"/>
+      <w:keepNext w:val="0"/>
+      <w:keepLines w:val="0"/>
+    </w:pPr>
+  </w:style>
 </w:styles>
 </file>